--- a/최종_전체_연구_패키지/00_게시_자료/최종_게시_패키지/01_블로그용_Word/문병로_교수의_메트릭_스튜디오_02_00부터_04_블로그_게시용.docx
+++ b/최종_전체_연구_패키지/00_게시_자료/최종_게시_패키지/01_블로그용_Word/문병로_교수의_메트릭_스튜디오_02_00부터_04_블로그_게시용.docx
@@ -142,7 +142,15 @@
           <w:rFonts w:ascii="Malgun Gothic" w:hAnsi="Malgun Gothic" w:eastAsia="Malgun Gothic"/>
           <w:sz w:val="22"/>
         </w:rPr>
-        <w:t>다시 읽자 이 문장들은 같은 문제를 가리키고 있었다. 내가 관측한 수익률은 시장의 성질인가, 아니면 내가 선택한 측정 방식의 성질인가. 유동성 상위 80%라는 숫자는 시장의 보편 법칙이 아니라, 운용 규모와 주문 방식이 바뀌면 함께 바뀌는 제약조건일 수 있다. 거래회전율이 높다는 사실은 관심이 많다는 뜻이 아니라 기관의 리밸런싱이나 유동성 공급의 결과일 수 있다. 여러 모델이 같은 종목을 고르는 일도 독립된 증거가 아니라 같은 가격 데이터를 여러 번 센 결과일 수 있다.</w:t>
+        <w:t xml:space="preserve">유동성의 기준을 어디에 두는지, 관심을 거래회전율로 정의하는지, 모멘텀과 반전을 어느 보유기간으로 측정하는지에 따라 같은 시장에서도 다른 결론이 나온다. 문제는 어느 전략이 이겼는지가 아니다. </w:t>
+      </w:r>
+      <w:r>
+        <w:rPr>
+          <w:rFonts w:ascii="Malgun Gothic" w:hAnsi="Malgun Gothic" w:eastAsia="Malgun Gothic"/>
+          <w:b/>
+          <w:sz w:val="22"/>
+        </w:rPr>
+        <w:t>내가 관측한 수익률은 시장의 성질인가, 아니면 내가 선택한 측정 방식의 성질인가.</w:t>
       </w:r>
     </w:p>
     <w:p>
@@ -154,7 +162,7 @@
           <w:rFonts w:ascii="Malgun Gothic" w:hAnsi="Malgun Gothic" w:eastAsia="Malgun Gothic"/>
           <w:sz w:val="22"/>
         </w:rPr>
-        <w:t>이 지점에서 책의 결론을 정리하는 글과 연구 노트는 갈라진다. 독후감이라면 저자의 설명을 이해한 뒤 그 의미를 적으면 된다. 나는 이번에는 그 설명이 어떤 전제 위에서만 성립하는지 적고 싶었다. 그리고 그 전제가 틀렸을 때 결과가 어떻게 달라지는지, 내가 가진 한국 주식 수정주가·거래량·시가총액 데이터로 직접 확인하고 싶었다.</w:t>
+        <w:t>유동성 상위 80%라는 숫자는 시장의 보편 법칙이 아니다. 운용 규모와 주문 방식이 바뀌면 함께 바뀌는 제약조건일 수 있다. 거래회전율이 높다는 사실도 관심이 많다는 뜻으로 바로 번역할 수 없다. 기관의 리밸런싱, 불확실성, 유동성 공급이 같은 숫자를 만들 수 있다. 여러 모델이 같은 종목을 고르는 일 역시 독립된 증거가 아니라, 같은 가격·거래량·시가총액을 서로 다른 이름으로 여러 번 읽은 결과일 수 있다.</w:t>
       </w:r>
     </w:p>
     <w:p>
@@ -166,7 +174,19 @@
           <w:rFonts w:ascii="Malgun Gothic" w:hAnsi="Malgun Gothic" w:eastAsia="Malgun Gothic"/>
           <w:sz w:val="22"/>
         </w:rPr>
-        <w:t>그래서 책의 결론을 재현하지 않기로 했다. 책에서 한 문장을 읽을 때마다 그 문장이 의존하는 전제를 하나씩 분리하고, 반대 방향의 검증을 붙였다. 결과가 책과 다르다고 해서 책이 틀렸다는 뜻은 아니다. 시장, 표본, 비용, 보유기간, 그리고 같은 숫자에 붙인 이름이 달라졌다는 뜻이다. 오히려 그 차이를 확인해야 책의 문장이 어느 범위에서 유효한지 알 수 있다.</w:t>
+        <w:t>이 의심은 내 프로젝트에서 이미 한 번 문제를 일으켰다. 당시에는 조건을 추가해 수익률을 높이는 데 집중했다. 이번에는 순서를 바꿨다. 먼저 수익률이 왜 달라졌는지 확인하기로 했다. 한국 주식의 수정주가·거래량·시가총액 데이터에서 유동성 기준, 종목 수, 운용 규모, 비용, 보유기간을 바꿔 가며 결과를 다시 계산했다. 뉴스량을 별도로 연결했고, 서로 다른 모델의 신호가 정말 다른 정보를 담는지도 확인했다.</w:t>
+      </w:r>
+    </w:p>
+    <w:p>
+      <w:pPr>
+        <w:spacing w:after="160" w:line="320" w:lineRule="auto"/>
+      </w:pPr>
+      <w:r>
+        <w:rPr>
+          <w:rFonts w:ascii="Malgun Gothic" w:hAnsi="Malgun Gothic" w:eastAsia="Malgun Gothic"/>
+          <w:sz w:val="22"/>
+        </w:rPr>
+        <w:t>책의 결론을 그대로 재현하려는 작업은 아니었다. 예를 들어 유동성 상위 80%가 유리하다는 결과가 나와도, 그 숫자가 특정 운용 규모와 비용 가정에서만 성립한다면 나는 ‘80%’를 전략의 규칙으로 쓸 수 없다. 책과 다른 결과가 나왔을 때도 같은 기준을 적용했다. 누가 맞는지를 가르는 대신, 표본과 비용, 보유기간이 달라질 때 결론이 어디까지 버티는지를 확인했다.</w:t>
       </w:r>
     </w:p>
     <w:p>
@@ -202,7 +222,31 @@
           <w:rFonts w:ascii="Malgun Gothic" w:hAnsi="Malgun Gothic" w:eastAsia="Malgun Gothic"/>
           <w:sz w:val="22"/>
         </w:rPr>
-        <w:t>나는 유동성 컷, 보유 종목 수, 운용 규모, 거래비용을 함께 움직였다. 목표는 수익률이 가장 높은 점 하나를 찾는 일이 아니었다. 비용을 조금 올리고 유동성 기준을 한 칸 바꿔도 남는 전략 영역이 있는지 확인하는 일이었다. 1편에서 이 결과를 ‘봉우리’와 ‘대륙’이라는 질문으로 정리한다.</w:t>
+        <w:t>책의 숫자를 읽을 때 가장 조심할 부분은, 유동성이 종목의 고정된 속성처럼 보인다는 점이다. 그러나 유동성은 거래하려는 금액과 분리되지 않는다. 하루 거래대금이 같은 두 종목이라도 1억 원을 나눠 거래할 때와 100억 원을 집행할 때의 의미는 다르다. 전자는 시장에 거의 흔적을 남기지 않을 수 있지만, 후자는 가격을 움직이는 주문이 될 수 있다. 백테스트의 수익률은 이 차이를 자동으로 반영하지 않는다.</w:t>
+      </w:r>
+    </w:p>
+    <w:p>
+      <w:pPr>
+        <w:spacing w:after="160" w:line="320" w:lineRule="auto"/>
+      </w:pPr>
+      <w:r>
+        <w:rPr>
+          <w:rFonts w:ascii="Malgun Gothic" w:hAnsi="Malgun Gothic" w:eastAsia="Malgun Gothic"/>
+          <w:sz w:val="22"/>
+        </w:rPr>
+        <w:t>나는 유동성 컷, 보유 종목 수, 운용 규모, 거래비용을 함께 움직였다. 상위 20%부터 100%까지 유니버스를 넓히고, 포트폴리오 규모와 비용 가정을 동시에 바꿨다. 목표는 수익률이 가장 높은 점 하나를 찾는 일이 아니었다. 비용을 조금 올리고 유동성 기준을 한 칸 바꿔도 남는 전략 영역이 있는지 확인하는 일이었다.</w:t>
+      </w:r>
+    </w:p>
+    <w:p>
+      <w:pPr>
+        <w:spacing w:after="160" w:line="320" w:lineRule="auto"/>
+      </w:pPr>
+      <w:r>
+        <w:rPr>
+          <w:rFonts w:ascii="Malgun Gothic" w:hAnsi="Malgun Gothic" w:eastAsia="Malgun Gothic"/>
+          <w:sz w:val="22"/>
+        </w:rPr>
+        <w:t>여기서 중요한 것은 ‘상위 80%가 좋다’는 결론 자체가 아니다. 수익률이 가장 높은 조합이 한두 조건에서만 나타난다면, 그 결과는 전략이라기보다 백테스트 표면 위의 봉우리다. 반대로 인접한 조건에서도 비슷한 성과가 남는다면, 그때에야 운용 가능한 영역이라고 부를 근거가 생긴다. 1편에서는 이 차이를 ‘봉우리’와 ‘대륙’이라는 질문으로 정리한다.</w:t>
       </w:r>
     </w:p>
     <w:p>
@@ -238,7 +282,31 @@
           <w:rFonts w:ascii="Malgun Gothic" w:hAnsi="Malgun Gothic" w:eastAsia="Malgun Gothic"/>
           <w:sz w:val="22"/>
         </w:rPr>
-        <w:t>이번에는 원천 뉴스 헤드라인 수를 다시 연결해, 거래회전율과 뉴스량이 정말 같은 종목을 가리키는지부터 비교했다. 이 질문은 인기주의 예후를 맞히는 문제가 아니다. 무엇을 관측하지 못하고 있으면서 관심이라는 이름을 붙였는지 확인하는 문제다. 2편은 이 편리한 해석이 실제 데이터에서 무너지는 과정을 기록한다.</w:t>
+        <w:t>‘관심’은 특히 위험한 이름이다. 관찰할 수 없는 투자자 심리를 하나의 거래 변수로 대신 부른 순간, 변수의 한계가 사라진 것처럼 보이기 때문이다. 회전율이 높아도 뉴스가 없을 수 있다. 반대로 뉴스가 집중돼도 큰 주주가 움직이지 않아 회전율이 낮을 수 있다. 두 경우를 같은 관심도로 부르면, 뒤에 나오는 성과 해석까지 흔들린다.</w:t>
+      </w:r>
+    </w:p>
+    <w:p>
+      <w:pPr>
+        <w:spacing w:after="160" w:line="320" w:lineRule="auto"/>
+      </w:pPr>
+      <w:r>
+        <w:rPr>
+          <w:rFonts w:ascii="Malgun Gothic" w:hAnsi="Malgun Gothic" w:eastAsia="Malgun Gothic"/>
+          <w:sz w:val="22"/>
+        </w:rPr>
+        <w:t>이번에는 원천 뉴스 헤드라인 수를 다시 연결해, 거래회전율과 뉴스량이 정말 같은 종목을 가리키는지부터 비교했다. 같은 달에 두 지표가 상위권으로 분류한 종목이 얼마나 겹치는지, 뉴스가 많은 종목에서만 회전율과 다음 달 성과의 관계가 달라지는지 살폈다. 뉴스량은 관심 그 자체가 아니라, 최소한 회전율과 다른 관측 창을 제공한다.</w:t>
+      </w:r>
+    </w:p>
+    <w:p>
+      <w:pPr>
+        <w:spacing w:after="160" w:line="320" w:lineRule="auto"/>
+      </w:pPr>
+      <w:r>
+        <w:rPr>
+          <w:rFonts w:ascii="Malgun Gothic" w:hAnsi="Malgun Gothic" w:eastAsia="Malgun Gothic"/>
+          <w:sz w:val="22"/>
+        </w:rPr>
+        <w:t>이 질문은 인기주의 예후를 맞히는 문제가 아니다. 무엇을 관측하지 못하고 있으면서 관심이라는 이름을 붙였는지 확인하는 문제다. 2편은 회전율이라는 편리한 해석이 실제 데이터에서 어디까지 무너지는지, 그리고 대체 변수를 붙여도 무엇이 여전히 보이지 않는지를 기록한다.</w:t>
       </w:r>
     </w:p>
     <w:p>
@@ -274,7 +342,31 @@
           <w:rFonts w:ascii="Malgun Gothic" w:hAnsi="Malgun Gothic" w:eastAsia="Malgun Gothic"/>
           <w:sz w:val="22"/>
         </w:rPr>
-        <w:t>하지만 서로 다른 이름의 모델이 모두 가격·거래량·시가총액에서 출발했다면, 그 표는 독립적이지 않다. 여러 사람이 같은 기사 하나를 읽고 같은 결론을 냈다고 해서 근거가 여러 배가 되지는 않는다. 3편에서는 실제로 모델의 표를 많이 받은 종목만 모았을 때 왜 성과가 무너졌는지 확인한다.</w:t>
+        <w:t>조건을 더 붙이는 방식은 직관적으로 안전해 보인다. 한 신호가 틀려도 나머지 신호가 걸러 줄 것 같기 때문이다. 그러나 신호들이 같은 원천 데이터의 다른 변형이라면, 합의는 분산이 아니라 중복일 수 있다. 저변동성·유동성·모멘텀의 이름이 달라도 결국 최근 가격과 거래량의 패턴을 다르게 자른 것이라면, 동시에 같은 오류를 낼 가능성도 커진다.</w:t>
+      </w:r>
+    </w:p>
+    <w:p>
+      <w:pPr>
+        <w:spacing w:after="160" w:line="320" w:lineRule="auto"/>
+      </w:pPr>
+      <w:r>
+        <w:rPr>
+          <w:rFonts w:ascii="Malgun Gothic" w:hAnsi="Malgun Gothic" w:eastAsia="Malgun Gothic"/>
+          <w:sz w:val="22"/>
+        </w:rPr>
+        <w:t>그래서 모델이 몇 표를 던졌는지만 세지 않았다. 각 모델의 순위와 선택 종목이 월별로 얼마나 겹치는지, 모델 합의가 높은 종목이 단일 모델보다 실제로 더 나은지, 그리고 합의가 깨지는 달에는 어떤 일이 일어나는지를 따로 계산했다. 여러 사람이 같은 기사 하나를 읽고 같은 결론을 냈다고 해서 근거가 여러 배가 되지는 않는다.</w:t>
+      </w:r>
+    </w:p>
+    <w:p>
+      <w:pPr>
+        <w:spacing w:after="160" w:line="320" w:lineRule="auto"/>
+      </w:pPr>
+      <w:r>
+        <w:rPr>
+          <w:rFonts w:ascii="Malgun Gothic" w:hAnsi="Malgun Gothic" w:eastAsia="Malgun Gothic"/>
+          <w:sz w:val="22"/>
+        </w:rPr>
+        <w:t>3편에서는 모델의 표를 많이 받은 종목만 모았을 때 왜 성과가 무너졌는지 확인한다. 그 결과가 ‘앙상블은 쓸모없다’는 뜻은 아니다. 어떤 입력의 독립성이 확보되지 않은 앙상블은 증거의 수가 아니라 같은 오류의 반복 횟수를 늘릴 수 있다는 뜻이다.</w:t>
       </w:r>
     </w:p>
     <w:p>
@@ -310,7 +402,7 @@
           <w:rFonts w:ascii="Malgun Gothic" w:hAnsi="Malgun Gothic" w:eastAsia="Malgun Gothic"/>
           <w:sz w:val="22"/>
         </w:rPr>
-        <w:t>그래서 질문을 바꿨다. 어느 모델이 이길지를 묻는 대신, 서로 다른 모델이 같은 시점에 기대를 배반하는지를 보자. 시장의 상태는 상승·하락 같은 사후 이름보다, 내가 독립적이라고 믿었던 모델들이 함께 틀리는 방식으로 더 먼저 드러날 수 있다. 4편은 이 가설을 작은 표본의 예측 규칙으로 과장하지 않고, 검증 가능한 상태 변수로 바꾸는 시도다.</w:t>
+        <w:t>모멘텀과 반전의 대립은 전략 선택 문제처럼 보이지만, 실제로는 시장이 한 가지 방식으로만 움직인다는 전제를 드러낸다. 추세가 이어지는 국면에서는 모멘텀이, 과도한 가격 조정이 일어나는 국면에서는 반전이 더 잘 보일 수 있다. 어느 쪽이 영구적으로 옳은지를 찾기 시작하면, 과거 데이터에 맞춘 파라미터만 계속 늘어난다.</w:t>
       </w:r>
     </w:p>
     <w:p>
@@ -322,7 +414,31 @@
           <w:rFonts w:ascii="Malgun Gothic" w:hAnsi="Malgun Gothic" w:eastAsia="Malgun Gothic"/>
           <w:sz w:val="22"/>
         </w:rPr>
-        <w:t>이 연재의 목적은 네 개의 전략을 추천하는 데 있지 않다. 수익률이 잘 나온 전략보다 먼저, 처음의 해석이 어디에서 깨졌는지를 남기는 데 있다. 좋은 연구는 결론을 많이 모으는 일이 아니라, 어떤 결론을 아직 말할 수 없는지 구분하는 일에서 시작한다고 보기 때문이다.</w:t>
+        <w:t>그래서 질문을 바꿨다. 어느 모델이 다음 달을 맞힐지를 묻는 대신, 서로 다른 모델이 같은 시점에 기대를 배반하는지를 보자. 각 모델의 월별 성과를 표준화하고, 동시에 부진한 모델 수와 그 다음 시장 수익률의 관계를 점검했다. 여기서 모델의 공동 실패는 매수·매도 신호가 아니다. 내가 서로 독립적이라고 믿었던 설명들이 같은 충격에 무너졌다는 관측치다.</w:t>
+      </w:r>
+    </w:p>
+    <w:p>
+      <w:pPr>
+        <w:spacing w:after="160" w:line="320" w:lineRule="auto"/>
+      </w:pPr>
+      <w:r>
+        <w:rPr>
+          <w:rFonts w:ascii="Malgun Gothic" w:hAnsi="Malgun Gothic" w:eastAsia="Malgun Gothic"/>
+          <w:sz w:val="22"/>
+        </w:rPr>
+        <w:t>시장의 상태는 상승·하락 같은 사후 이름보다, 모델들이 함께 틀리는 방식으로 먼저 드러날 수 있다. 물론 작은 표본에서 나온 이 관계를 예측 규칙으로 과장할 수는 없다. 4편은 이 가설을 검증 가능한 상태 변수로 바꾸고, 어느 구간에서는 작동하지 않는지도 함께 남기는 시도다.</w:t>
+      </w:r>
+    </w:p>
+    <w:p>
+      <w:pPr>
+        <w:spacing w:after="160" w:line="320" w:lineRule="auto"/>
+      </w:pPr>
+      <w:r>
+        <w:rPr>
+          <w:rFonts w:ascii="Malgun Gothic" w:hAnsi="Malgun Gothic" w:eastAsia="Malgun Gothic"/>
+          <w:sz w:val="22"/>
+        </w:rPr>
+        <w:t>이 연재의 목적은 네 개의 전략을 추천하는 데 있지 않다. 수익률이 잘 나온 전략보다 먼저, 처음의 해석이 어디에서 깨졌는지를 남기는 데 있다. 백테스트는 대개 가장 좋은 숫자를 앞에 놓지만, 실제 운용에서 중요한 것은 그 숫자가 어떤 가정을 요구했는지다. 슬리피지 한 칸, 보유기간 한 달, 거래 가능한 종목 수 몇 개가 바뀌었을 때 사라지는 성과라면, 수익률보다 그 사라짐의 구조가 먼저 기록되어야 한다.</w:t>
       </w:r>
     </w:p>
     <w:p>

--- a/최종_전체_연구_패키지/00_게시_자료/최종_게시_패키지/01_블로그용_Word/문병로_교수의_메트릭_스튜디오_02_00부터_04_블로그_게시용.docx
+++ b/최종_전체_연구_패키지/00_게시_자료/최종_게시_패키지/01_블로그용_Word/문병로_교수의_메트릭_스튜디오_02_00부터_04_블로그_게시용.docx
@@ -234,7 +234,7 @@
           <w:rFonts w:ascii="Malgun Gothic" w:hAnsi="Malgun Gothic" w:eastAsia="Malgun Gothic"/>
           <w:sz w:val="22"/>
         </w:rPr>
-        <w:t>나는 유동성 컷, 보유 종목 수, 운용 규모, 거래비용을 함께 움직였다. 상위 20%부터 100%까지 유니버스를 넓히고, 포트폴리오 규모와 비용 가정을 동시에 바꿨다. 목표는 수익률이 가장 높은 점 하나를 찾는 일이 아니었다. 비용을 조금 올리고 유동성 기준을 한 칸 바꿔도 남는 전략 영역이 있는지 확인하는 일이었다.</w:t>
+        <w:t>나는 유동성 컷, 보유 종목 수, 운용 규모, 거래비용을 함께 움직였다. 유니버스는 상위 20%부터 100%까지 넓혔고, 운용 규모는 1억·10억·100억 원으로 나눴다. 각 경우에 월별 주문이 해당 종목의 거래대금에서 차지하는 비중을 계산해, 비용뿐 아니라 실제 체결 가능 비중도 함께 봤다. 목표는 수익률이 가장 높은 점 하나를 찾는 일이 아니었다. 비용을 조금 올리고 유동성 기준을 한 칸 바꿔도 남는 전략 영역이 있는지 확인하는 일이었다.</w:t>
       </w:r>
     </w:p>
     <w:p>
@@ -475,7 +475,7 @@
         <w:pStyle w:val="Heading1"/>
       </w:pPr>
       <w:r>
-        <w:t>[문병로 교수의 메트릭 스튜디오 02] 2장 시장관찰 ① 유동성 상위 80%는 누구에게 최적인가</w:t>
+        <w:t>『문병로 교수의 메트릭 스튜디오 02』 2장 「시장관찰」 1. 알파는 봉우리인가, 대륙인가</w:t>
       </w:r>
     </w:p>
     <w:p>
@@ -948,7 +948,7 @@
                 <w:b w:val="0"/>
                 <w:sz w:val="20"/>
               </w:rPr>
-              <w:t>거래비용</w:t>
+              <w:t>시장충격 계수</w:t>
             </w:r>
           </w:p>
         </w:tc>
@@ -974,7 +974,7 @@
                 <w:b w:val="0"/>
                 <w:sz w:val="20"/>
               </w:rPr>
-              <w:t>기본 가정의 0.5 · 1.0 · 1.5 · 2.0배</w:t>
+              <w:t>0.5 · 1.0 · 1.5 · 2.0배</w:t>
             </w:r>
           </w:p>
         </w:tc>
@@ -994,7 +994,7 @@
           <w:rFonts w:ascii="Malgun Gothic" w:hAnsi="Malgun Gothic" w:eastAsia="Malgun Gothic"/>
           <w:sz w:val="22"/>
         </w:rPr>
-        <w:t>수익률만으로 전략을 고르지 않았다. 비용 차감 CAGR이 양수인지, 월별 수익률의 t-통계량이 1.96을 넘는지, 최대낙폭이 -60%보다 나은지, 주문이 평균 80% 이상 체결되는지를 동시에 확인했다. 한 조건만 조금 바꿔도 모두 무너지는 전략은 높은 수익률을 내도 남기지 않으려 했다.</w:t>
+        <w:t>편도 비용은 기본 10bp에 주문금액이 해당 종목의 거래대금에서 차지하는 비중의 제곱근에 비례한 시장충격을 더해 계산했다. 표의 0.5~2.0배는 이 시장충격 부분에만 적용한 계수다. 수익률만으로 전략을 고르지 않았다. 비용 차감 CAGR이 양수인지, 월별 수익률의 t-통계량이 1.96을 넘는지, 최대낙폭이 -60%보다 나은지, 주문이 평균 80% 이상 체결되는지를 동시에 확인했다. 한 조건만 조금 바꿔도 모두 무너지는 전략은 높은 수익률을 내도 남기지 않으려 했다.</w:t>
       </w:r>
     </w:p>
     <w:p>
@@ -1085,7 +1085,7 @@
           <w:rFonts w:ascii="Malgun Gothic" w:hAnsi="Malgun Gothic" w:eastAsia="Malgun Gothic"/>
           <w:sz w:val="22"/>
         </w:rPr>
-        <w:t>조건을 모두 통과한 전략은 64개였다. 그중 52개는 저변동성 신호 주변에 연결돼 있었다. 거래비용을 두 배로 올려도, 운용 규모 1억~10억 원 범위에서는 이 영역이 남았다. 저변동성이 가장 높은 수익률을 냈다는 뜻은 아니다. 현실 가정을 조금 바꿔도 결과가 급격히 사라지지 않았다는 뜻이다.</w:t>
+        <w:t>조건을 모두 통과한 전략은 64개였다. 그중 52개는 저변동성 신호 주변에 연결돼 있었다. 시장충격을 두 배로 올려도, 운용 규모 1억~10억 원 범위에서는 이 영역이 남았다. 저변동성이 가장 높은 수익률을 냈다는 뜻은 아니다. 현실 가정을 조금 바꿔도 결과가 급격히 사라지지 않았다는 뜻이다.</w:t>
       </w:r>
     </w:p>
     <w:p>
@@ -1634,7 +1634,7 @@
           <w:rFonts w:ascii="Malgun Gothic" w:hAnsi="Malgun Gothic" w:eastAsia="Malgun Gothic"/>
           <w:sz w:val="22"/>
         </w:rPr>
-        <w:t>하지만 종료 종목 436개 보유-월을 모두 전액 손실로 놓는 반대 극단에서는 포트폴리오 가치가 0 아래로 내려간다. 이것은 소형주 전략이 거짓이라는 증명도, 중립 규칙이 참이라는 증명도 아니다. 수정주가에는 상장폐지 종목이 포함돼 있어도, 월간 패널의 빈 다음 가격이 청산·합병·코드변경·데이터 단절 중 무엇이었는지와 현금 결제값은 이 파일만으로 구분되지 않는다. 이 전략의 최종 관문은 새 알파가 아니라 그 436개 사건의 실제 결제값을 연결하는 일이다.</w:t>
+        <w:t>하지만 종료 종목 436개 보유-월을 모두 전액 손실로 놓는 반대 극단에서는 포트폴리오 가치가 사실상 소멸한다. 이것은 소형주 전략이 거짓이라는 증명도, 중립 규칙이 참이라는 증명도 아니다. 수정주가에는 상장폐지 종목이 포함돼 있어도, 월간 패널의 빈 다음 가격이 청산·합병·코드변경·데이터 단절 중 무엇이었는지와 현금 결제값은 이 파일만으로 구분되지 않는다. 이 전략의 최종 관문은 새 알파가 아니라 그 436개 사건의 실제 결제값을 연결하는 일이다.</w:t>
       </w:r>
     </w:p>
     <w:p>
@@ -1729,7 +1729,19 @@
           <w:rFonts w:ascii="Malgun Gothic" w:hAnsi="Malgun Gothic" w:eastAsia="Malgun Gothic"/>
           <w:sz w:val="22"/>
         </w:rPr>
-        <w:t>그래서 이번 실험에서 남은 결론은 특정 팩터의 승리가 아니다. 알파는 가장 높은 봉우리가 아니라, 비용·규모·유동성이라는 현실의 제약을 바꿔도 남는 대륙이어야 한다. 다음 질문은 그 대륙을 만들어내는 보상은 무엇이며, 실제 주문 장부에서도 그 보상이 남는가다.</w:t>
+        <w:t>그래서 이번 실험에서 남은 결론은 특정 팩터의 승리가 아니다. 알파는 가장 높은 봉우리가 아니라, 비용·규모·유동성이라는 현실의 제약을 바꿔도 남는 대륙이어야 한다.</w:t>
+      </w:r>
+    </w:p>
+    <w:p>
+      <w:pPr>
+        <w:spacing w:after="160" w:line="320" w:lineRule="auto"/>
+      </w:pPr>
+      <w:r>
+        <w:rPr>
+          <w:rFonts w:ascii="Malgun Gothic" w:hAnsi="Malgun Gothic" w:eastAsia="Malgun Gothic"/>
+          <w:sz w:val="22"/>
+        </w:rPr>
+        <w:t>그런데 이 글에서 유동성을 가르기 위해 사용한 거래회전율 역시 중립적인 숫자는 아니다. 다음 글에서는 거래회전율이 정말 투자자의 관심을 측정하는지부터 다시 확인한다.</w:t>
       </w:r>
     </w:p>
     <w:p>
@@ -1878,30 +1890,6 @@
           <w:sz w:val="19"/>
         </w:rPr>
         <w:t>DART 종료사건 공시 탐색 결과: https://github.com/Rowoon-Lee5/metric_studio_by_moon/blob/main/results/dart_terminal_event_discovery_report.json</w:t>
-      </w:r>
-    </w:p>
-    <w:p>
-      <w:pPr>
-        <w:spacing w:after="160" w:line="320" w:lineRule="auto"/>
-      </w:pPr>
-      <w:r>
-        <w:rPr>
-          <w:rFonts w:ascii="Malgun Gothic" w:hAnsi="Malgun Gothic" w:eastAsia="Malgun Gothic"/>
-          <w:sz w:val="22"/>
-        </w:rPr>
-        <w:t>이 글은 투자 권유가 아니다. 원시 데이터의 포함 범위와 거래정지를 직접 감사한 연구 기록이다.</w:t>
-      </w:r>
-    </w:p>
-    <w:p>
-      <w:pPr>
-        <w:spacing w:after="160" w:line="320" w:lineRule="auto"/>
-      </w:pPr>
-      <w:r>
-        <w:rPr>
-          <w:rFonts w:ascii="Malgun Gothic" w:hAnsi="Malgun Gothic" w:eastAsia="Malgun Gothic"/>
-          <w:sz w:val="22"/>
-        </w:rPr>
-        <w:t>이 글은 투자 권유가 아니다. 원시 데이터의 포함 범위와 거래정지를 직접 감사한 연구 기록이다.</w:t>
       </w:r>
     </w:p>
     <w:p>

--- a/최종_전체_연구_패키지/00_게시_자료/최종_게시_패키지/01_블로그용_Word/문병로_교수의_메트릭_스튜디오_02_00부터_04_블로그_게시용.docx
+++ b/최종_전체_연구_패키지/00_게시_자료/최종_게시_패키지/01_블로그용_Word/문병로_교수의_메트릭_스튜디오_02_00부터_04_블로그_게시용.docx
@@ -1746,150 +1746,62 @@
     </w:p>
     <w:p>
       <w:pPr>
-        <w:pStyle w:val="Heading2"/>
+        <w:spacing w:after="160" w:line="320" w:lineRule="auto"/>
       </w:pPr>
       <w:r>
-        <w:t>재현 자료</w:t>
+        <w:rPr>
+          <w:rFonts w:ascii="Malgun Gothic" w:hAnsi="Malgun Gothic" w:eastAsia="Malgun Gothic"/>
+          <w:sz w:val="22"/>
+        </w:rPr>
+        <w:t>### GitHub에서 확인할 수 있는 것</w:t>
       </w:r>
     </w:p>
     <w:p>
       <w:pPr>
-        <w:pStyle w:val="ListBullet"/>
-        <w:spacing w:after="80"/>
+        <w:spacing w:after="160" w:line="320" w:lineRule="auto"/>
       </w:pPr>
       <w:r>
         <w:rPr>
           <w:rFonts w:ascii="Malgun Gothic" w:hAnsi="Malgun Gothic" w:eastAsia="Malgun Gothic"/>
-          <w:color w:val="373737"/>
-          <w:sz w:val="19"/>
+          <w:sz w:val="22"/>
         </w:rPr>
-        <w:t>실험 코드: https://github.com/Rowoon-Lee5/metric_studio_by_moon/blob/main/experiments/alpha_topology.py</w:t>
+        <w:t>- [실험 설계와 체결 모형](https://github.com/Rowoon-Lee5/metric_studio_by_moon/blob/main/experiments/alpha_topology.py): 1,728개 조합과 체결률·시장충격 비용을 계산한 코드</w:t>
       </w:r>
     </w:p>
     <w:p>
       <w:pPr>
-        <w:pStyle w:val="ListBullet"/>
-        <w:spacing w:after="80"/>
+        <w:spacing w:after="160" w:line="320" w:lineRule="auto"/>
       </w:pPr>
       <w:r>
         <w:rPr>
           <w:rFonts w:ascii="Malgun Gothic" w:hAnsi="Malgun Gothic" w:eastAsia="Malgun Gothic"/>
-          <w:color w:val="373737"/>
-          <w:sz w:val="19"/>
+          <w:sz w:val="22"/>
         </w:rPr>
-        <w:t>다중검정 보정 코드: https://github.com/Rowoon-Lee5/metric_studio_by_moon/blob/main/experiments/reality_check.py</w:t>
+        <w:t>- [전체 전략 성과표](https://github.com/Rowoon-Lee5/metric_studio_by_moon/blob/main/results/alpha_topology_nodes.csv): 각 조합의 CAGR, MDD, t-통계량, 평균 체결률</w:t>
       </w:r>
     </w:p>
     <w:p>
       <w:pPr>
-        <w:pStyle w:val="ListBullet"/>
-        <w:spacing w:after="80"/>
+        <w:spacing w:after="160" w:line="320" w:lineRule="auto"/>
       </w:pPr>
       <w:r>
         <w:rPr>
           <w:rFonts w:ascii="Malgun Gothic" w:hAnsi="Malgun Gothic" w:eastAsia="Malgun Gothic"/>
-          <w:color w:val="373737"/>
-          <w:sz w:val="19"/>
+          <w:sz w:val="22"/>
         </w:rPr>
-        <w:t>전략별 결과: https://github.com/Rowoon-Lee5/metric_studio_by_moon/blob/main/results/alpha_topology_nodes.csv</w:t>
+        <w:t>- [다중검정 보정 결과](https://github.com/Rowoon-Lee5/metric_studio_by_moon/blob/main/results/reality_check_report.json): 많은 조합 중 우연히 높은 전략을 골랐을 가능성을 점검한 결과</w:t>
       </w:r>
     </w:p>
     <w:p>
       <w:pPr>
-        <w:pStyle w:val="ListBullet"/>
-        <w:spacing w:after="80"/>
+        <w:spacing w:after="160" w:line="320" w:lineRule="auto"/>
       </w:pPr>
       <w:r>
         <w:rPr>
           <w:rFonts w:ascii="Malgun Gothic" w:hAnsi="Malgun Gothic" w:eastAsia="Malgun Gothic"/>
-          <w:color w:val="373737"/>
-          <w:sz w:val="19"/>
+          <w:sz w:val="22"/>
         </w:rPr>
-        <w:t>가족단위 현실성 검정 결과: https://github.com/Rowoon-Lee5/metric_studio_by_moon/blob/main/results/reality_check_report.json</w:t>
-      </w:r>
-    </w:p>
-    <w:p>
-      <w:pPr>
-        <w:pStyle w:val="ListBullet"/>
-        <w:spacing w:after="80"/>
-      </w:pPr>
-      <w:r>
-        <w:rPr>
-          <w:rFonts w:ascii="Malgun Gothic" w:hAnsi="Malgun Gothic" w:eastAsia="Malgun Gothic"/>
-          <w:color w:val="373737"/>
-          <w:sz w:val="19"/>
-        </w:rPr>
-        <w:t>시간 분할·커버리지 감사 결과: https://github.com/Rowoon-Lee5/metric_studio_by_moon/blob/main/results/robustness_audit_report.json</w:t>
-      </w:r>
-    </w:p>
-    <w:p>
-      <w:pPr>
-        <w:pStyle w:val="ListBullet"/>
-        <w:spacing w:after="80"/>
-      </w:pPr>
-      <w:r>
-        <w:rPr>
-          <w:rFonts w:ascii="Malgun Gothic" w:hAnsi="Malgun Gothic" w:eastAsia="Malgun Gothic"/>
-          <w:color w:val="373737"/>
-          <w:sz w:val="19"/>
-        </w:rPr>
-        <w:t>거래정지 보정 결과: https://github.com/Rowoon-Lee5/metric_studio_by_moon/blob/main/results/suspension_screen_audit_report.json</w:t>
-      </w:r>
-    </w:p>
-    <w:p>
-      <w:pPr>
-        <w:pStyle w:val="ListBullet"/>
-        <w:spacing w:after="80"/>
-      </w:pPr>
-      <w:r>
-        <w:rPr>
-          <w:rFonts w:ascii="Malgun Gothic" w:hAnsi="Malgun Gothic" w:eastAsia="Malgun Gothic"/>
-          <w:color w:val="373737"/>
-          <w:sz w:val="19"/>
-        </w:rPr>
-        <w:t>상장폐지 유니버스 포함 감사: https://github.com/Rowoon-Lee5/metric_studio_by_moon/blob/main/results/delisting_universe_audit_report.json</w:t>
-      </w:r>
-    </w:p>
-    <w:p>
-      <w:pPr>
-        <w:pStyle w:val="ListBullet"/>
-        <w:spacing w:after="80"/>
-      </w:pPr>
-      <w:r>
-        <w:rPr>
-          <w:rFonts w:ascii="Malgun Gothic" w:hAnsi="Malgun Gothic" w:eastAsia="Malgun Gothic"/>
-          <w:color w:val="373737"/>
-          <w:sz w:val="19"/>
-        </w:rPr>
-        <w:t>PIT·실행비용·종료사건 보정 감사: https://github.com/Rowoon-Lee5/metric_studio_by_moon/blob/main/results/closure_audits_report.json</w:t>
-      </w:r>
-    </w:p>
-    <w:p>
-      <w:pPr>
-        <w:pStyle w:val="ListBullet"/>
-        <w:spacing w:after="80"/>
-      </w:pPr>
-      <w:r>
-        <w:rPr>
-          <w:rFonts w:ascii="Malgun Gothic" w:hAnsi="Malgun Gothic" w:eastAsia="Malgun Gothic"/>
-          <w:color w:val="373737"/>
-          <w:sz w:val="19"/>
-        </w:rPr>
-        <w:t>유동성 매칭 벤치마크·실제 교체율 감사: https://github.com/Rowoon-Lee5/metric_studio_by_moon/blob/main/results/benchmark_turnover_audit_report.json</w:t>
-      </w:r>
-    </w:p>
-    <w:p>
-      <w:pPr>
-        <w:pStyle w:val="ListBullet"/>
-        <w:spacing w:after="80"/>
-      </w:pPr>
-      <w:r>
-        <w:rPr>
-          <w:rFonts w:ascii="Malgun Gothic" w:hAnsi="Malgun Gothic" w:eastAsia="Malgun Gothic"/>
-          <w:color w:val="373737"/>
-          <w:sz w:val="19"/>
-        </w:rPr>
-        <w:t>DART 종료사건 공시 탐색 결과: https://github.com/Rowoon-Lee5/metric_studio_by_moon/blob/main/results/dart_terminal_event_discovery_report.json</w:t>
+        <w:t>- [종료사건·비용·실행 감사](https://github.com/Rowoon-Lee5/metric_studio_by_moon/blob/main/results/closure_audits_report.json): 이 글에서 아직 결론으로 말할 수 없는 부분을 정리한 감사 기록</w:t>
       </w:r>
     </w:p>
     <w:p>
@@ -2562,70 +2474,6 @@
     </w:p>
     <w:p>
       <w:pPr>
-        <w:pStyle w:val="Heading2"/>
-      </w:pPr>
-      <w:r>
-        <w:t>재현 자료</w:t>
-      </w:r>
-    </w:p>
-    <w:p>
-      <w:pPr>
-        <w:pStyle w:val="ListBullet"/>
-        <w:spacing w:after="80"/>
-      </w:pPr>
-      <w:r>
-        <w:rPr>
-          <w:rFonts w:ascii="Malgun Gothic" w:hAnsi="Malgun Gothic" w:eastAsia="Malgun Gothic"/>
-          <w:color w:val="373737"/>
-          <w:sz w:val="19"/>
-        </w:rPr>
-        <w:t>원천 뉴스 관심도 재검증 코드: https://github.com/Rowoon-Lee5/metric_studio_by_moon/blob/main/experiments/news_attention_raw_validation.py</w:t>
-      </w:r>
-    </w:p>
-    <w:p>
-      <w:pPr>
-        <w:pStyle w:val="ListBullet"/>
-        <w:spacing w:after="80"/>
-      </w:pPr>
-      <w:r>
-        <w:rPr>
-          <w:rFonts w:ascii="Malgun Gothic" w:hAnsi="Malgun Gothic" w:eastAsia="Malgun Gothic"/>
-          <w:color w:val="373737"/>
-          <w:sz w:val="19"/>
-        </w:rPr>
-        <w:t>원천 뉴스량별 IC 결과: https://github.com/Rowoon-Lee5/metric_studio_by_moon/blob/main/results/news_attention_raw_ic_summary.csv</w:t>
-      </w:r>
-    </w:p>
-    <w:p>
-      <w:pPr>
-        <w:pStyle w:val="ListBullet"/>
-        <w:spacing w:after="80"/>
-      </w:pPr>
-      <w:r>
-        <w:rPr>
-          <w:rFonts w:ascii="Malgun Gothic" w:hAnsi="Malgun Gothic" w:eastAsia="Malgun Gothic"/>
-          <w:color w:val="373737"/>
-          <w:sz w:val="19"/>
-        </w:rPr>
-        <w:t>원천 뉴스 재검증 보고서: https://github.com/Rowoon-Lee5/metric_studio_by_moon/blob/main/results/news_attention_raw_report.json</w:t>
-      </w:r>
-    </w:p>
-    <w:p>
-      <w:pPr>
-        <w:pStyle w:val="ListBullet"/>
-        <w:spacing w:after="80"/>
-      </w:pPr>
-      <w:r>
-        <w:rPr>
-          <w:rFonts w:ascii="Malgun Gothic" w:hAnsi="Malgun Gothic" w:eastAsia="Malgun Gothic"/>
-          <w:color w:val="373737"/>
-          <w:sz w:val="19"/>
-        </w:rPr>
-        <w:t>관심도 측정 타당성 감사: https://github.com/Rowoon-Lee5/metric_studio_by_moon/blob/main/results/closure_audits_report.json</w:t>
-      </w:r>
-    </w:p>
-    <w:p>
-      <w:pPr>
         <w:spacing w:after="160" w:line="320" w:lineRule="auto"/>
       </w:pPr>
       <w:r>
@@ -2633,7 +2481,55 @@
           <w:rFonts w:ascii="Malgun Gothic" w:hAnsi="Malgun Gothic" w:eastAsia="Malgun Gothic"/>
           <w:sz w:val="22"/>
         </w:rPr>
-        <w:t>이 글은 투자 권유가 아니다. 원천 뉴스 커버리지로 넓힌 뒤 대리변수의 해석이 무너지는지를 확인한 연구 기록이다.</w:t>
+        <w:t>### GitHub에서 확인할 수 있는 것</w:t>
+      </w:r>
+    </w:p>
+    <w:p>
+      <w:pPr>
+        <w:spacing w:after="160" w:line="320" w:lineRule="auto"/>
+      </w:pPr>
+      <w:r>
+        <w:rPr>
+          <w:rFonts w:ascii="Malgun Gothic" w:hAnsi="Malgun Gothic" w:eastAsia="Malgun Gothic"/>
+          <w:sz w:val="22"/>
+        </w:rPr>
+        <w:t>- [원천 뉴스 관심도 재검증 코드](https://github.com/Rowoon-Lee5/metric_studio_by_moon/blob/main/experiments/news_attention_raw_validation.py): 뉴스량·거래회전율·미래수익률을 같은 시점에 맞춘 방법</w:t>
+      </w:r>
+    </w:p>
+    <w:p>
+      <w:pPr>
+        <w:spacing w:after="160" w:line="320" w:lineRule="auto"/>
+      </w:pPr>
+      <w:r>
+        <w:rPr>
+          <w:rFonts w:ascii="Malgun Gothic" w:hAnsi="Malgun Gothic" w:eastAsia="Malgun Gothic"/>
+          <w:sz w:val="22"/>
+        </w:rPr>
+        <w:t>- [뉴스량별 모멘텀 결과](https://github.com/Rowoon-Lee5/metric_studio_by_moon/blob/main/results/news_attention_raw_ic_summary.csv): 본문의 Rank IC 표와 동일한 원자료</w:t>
+      </w:r>
+    </w:p>
+    <w:p>
+      <w:pPr>
+        <w:spacing w:after="160" w:line="320" w:lineRule="auto"/>
+      </w:pPr>
+      <w:r>
+        <w:rPr>
+          <w:rFonts w:ascii="Malgun Gothic" w:hAnsi="Malgun Gothic" w:eastAsia="Malgun Gothic"/>
+          <w:sz w:val="22"/>
+        </w:rPr>
+        <w:t>- [뉴스량과 거래회전율의 불일치](https://github.com/Rowoon-Lee5/metric_studio_by_moon/blob/main/results/attention_measurement_agreement.csv): 두 변수가 상위 종목을 얼마나 다르게 고르는지 확인한 결과</w:t>
+      </w:r>
+    </w:p>
+    <w:p>
+      <w:pPr>
+        <w:spacing w:after="160" w:line="320" w:lineRule="auto"/>
+      </w:pPr>
+      <w:r>
+        <w:rPr>
+          <w:rFonts w:ascii="Malgun Gothic" w:hAnsi="Malgun Gothic" w:eastAsia="Malgun Gothic"/>
+          <w:sz w:val="22"/>
+        </w:rPr>
+        <w:t>- [원천 뉴스 검증 보고서](https://github.com/Rowoon-Lee5/metric_studio_by_moon/blob/main/results/news_attention_raw_report.json): 표본 범위와 블록 재표집 검정의 상세 기록</w:t>
       </w:r>
     </w:p>
     <w:p>
@@ -3238,70 +3134,6 @@
     </w:p>
     <w:p>
       <w:pPr>
-        <w:pStyle w:val="Heading2"/>
-      </w:pPr>
-      <w:r>
-        <w:t>재현 자료</w:t>
-      </w:r>
-    </w:p>
-    <w:p>
-      <w:pPr>
-        <w:pStyle w:val="ListBullet"/>
-        <w:spacing w:after="80"/>
-      </w:pPr>
-      <w:r>
-        <w:rPr>
-          <w:rFonts w:ascii="Malgun Gothic" w:hAnsi="Malgun Gothic" w:eastAsia="Malgun Gothic"/>
-          <w:color w:val="373737"/>
-          <w:sz w:val="19"/>
-        </w:rPr>
-        <w:t>합의·실패 구조 실험 코드: https://github.com/Rowoon-Lee5/metric_studio_by_moon/blob/main/experiments/meta_structure_research.py</w:t>
-      </w:r>
-    </w:p>
-    <w:p>
-      <w:pPr>
-        <w:pStyle w:val="ListBullet"/>
-        <w:spacing w:after="80"/>
-      </w:pPr>
-      <w:r>
-        <w:rPr>
-          <w:rFonts w:ascii="Malgun Gothic" w:hAnsi="Malgun Gothic" w:eastAsia="Malgun Gothic"/>
-          <w:color w:val="373737"/>
-          <w:sz w:val="19"/>
-        </w:rPr>
-        <w:t>합의 포트폴리오 월별 수익률: https://github.com/Rowoon-Lee5/metric_studio_by_moon/blob/main/results/epistemic_stability_returns.csv</w:t>
-      </w:r>
-    </w:p>
-    <w:p>
-      <w:pPr>
-        <w:pStyle w:val="ListBullet"/>
-        <w:spacing w:after="80"/>
-      </w:pPr>
-      <w:r>
-        <w:rPr>
-          <w:rFonts w:ascii="Malgun Gothic" w:hAnsi="Malgun Gothic" w:eastAsia="Malgun Gothic"/>
-          <w:color w:val="373737"/>
-          <w:sz w:val="19"/>
-        </w:rPr>
-        <w:t>메타 구조 실험 보고서: https://github.com/Rowoon-Lee5/metric_studio_by_moon/blob/main/results/meta_structure_report.json</w:t>
-      </w:r>
-    </w:p>
-    <w:p>
-      <w:pPr>
-        <w:pStyle w:val="ListBullet"/>
-        <w:spacing w:after="80"/>
-      </w:pPr>
-      <w:r>
-        <w:rPr>
-          <w:rFonts w:ascii="Malgun Gothic" w:hAnsi="Malgun Gothic" w:eastAsia="Malgun Gothic"/>
-          <w:color w:val="373737"/>
-          <w:sz w:val="19"/>
-        </w:rPr>
-        <w:t>구성요소 벤치마크 결과: https://github.com/Rowoon-Lee5/metric_studio_by_moon/blob/main/results/consensus_benchmark_summary.csv</w:t>
-      </w:r>
-    </w:p>
-    <w:p>
-      <w:pPr>
         <w:spacing w:after="160" w:line="320" w:lineRule="auto"/>
       </w:pPr>
       <w:r>
@@ -3309,7 +3141,43 @@
           <w:rFonts w:ascii="Malgun Gothic" w:hAnsi="Malgun Gothic" w:eastAsia="Malgun Gothic"/>
           <w:sz w:val="22"/>
         </w:rPr>
-        <w:t>이 글은 투자 권유가 아니다. 하나의 데이터 생성 과정에 의존한 모델 투표가 독립된 증거가 될 수 있는지 점검한 연구 기록이다.</w:t>
+        <w:t>### GitHub에서 확인할 수 있는 것</w:t>
+      </w:r>
+    </w:p>
+    <w:p>
+      <w:pPr>
+        <w:spacing w:after="160" w:line="320" w:lineRule="auto"/>
+      </w:pPr>
+      <w:r>
+        <w:rPr>
+          <w:rFonts w:ascii="Malgun Gothic" w:hAnsi="Malgun Gothic" w:eastAsia="Malgun Gothic"/>
+          <w:sz w:val="22"/>
+        </w:rPr>
+        <w:t>- [모델 합의·공동 실패 실험 코드](https://github.com/Rowoon-Lee5/metric_studio_by_moon/blob/main/experiments/meta_structure_research.py): 네 신호의 표를 세고 합의 포트폴리오를 구성한 방법</w:t>
+      </w:r>
+    </w:p>
+    <w:p>
+      <w:pPr>
+        <w:spacing w:after="160" w:line="320" w:lineRule="auto"/>
+      </w:pPr>
+      <w:r>
+        <w:rPr>
+          <w:rFonts w:ascii="Malgun Gothic" w:hAnsi="Malgun Gothic" w:eastAsia="Malgun Gothic"/>
+          <w:sz w:val="22"/>
+        </w:rPr>
+        <w:t>- [합의 포트폴리오와 구성요소 평균 비교](https://github.com/Rowoon-Lee5/metric_studio_by_moon/blob/main/results/consensus_benchmark_summary.csv): 본문의 -12.9%와 5.8% CAGR을 확인할 수 있는 요약표</w:t>
+      </w:r>
+    </w:p>
+    <w:p>
+      <w:pPr>
+        <w:spacing w:after="160" w:line="320" w:lineRule="auto"/>
+      </w:pPr>
+      <w:r>
+        <w:rPr>
+          <w:rFonts w:ascii="Malgun Gothic" w:hAnsi="Malgun Gothic" w:eastAsia="Malgun Gothic"/>
+          <w:sz w:val="22"/>
+        </w:rPr>
+        <w:t>- [실험 해석과 제한](https://github.com/Rowoon-Lee5/metric_studio_by_moon/blob/main/results/meta_structure_report.json): 모델 수가 아니라 데이터 독립성을 문제로 본 이유</w:t>
       </w:r>
     </w:p>
     <w:p>
@@ -4495,70 +4363,6 @@
     </w:p>
     <w:p>
       <w:pPr>
-        <w:pStyle w:val="Heading2"/>
-      </w:pPr>
-      <w:r>
-        <w:t>재현 자료</w:t>
-      </w:r>
-    </w:p>
-    <w:p>
-      <w:pPr>
-        <w:pStyle w:val="ListBullet"/>
-        <w:spacing w:after="80"/>
-      </w:pPr>
-      <w:r>
-        <w:rPr>
-          <w:rFonts w:ascii="Malgun Gothic" w:hAnsi="Malgun Gothic" w:eastAsia="Malgun Gothic"/>
-          <w:color w:val="373737"/>
-          <w:sz w:val="19"/>
-        </w:rPr>
-        <w:t>실패 공분산 실험 코드: https://github.com/Rowoon-Lee5/metric_studio_by_moon/blob/main/experiments/meta_structure_research.py</w:t>
-      </w:r>
-    </w:p>
-    <w:p>
-      <w:pPr>
-        <w:pStyle w:val="ListBullet"/>
-        <w:spacing w:after="80"/>
-      </w:pPr>
-      <w:r>
-        <w:rPr>
-          <w:rFonts w:ascii="Malgun Gothic" w:hAnsi="Malgun Gothic" w:eastAsia="Malgun Gothic"/>
-          <w:color w:val="373737"/>
-          <w:sz w:val="19"/>
-        </w:rPr>
-        <w:t>실패 상태별 결과: https://github.com/Rowoon-Lee5/metric_studio_by_moon/blob/main/results/model_failure_state_summary.csv</w:t>
-      </w:r>
-    </w:p>
-    <w:p>
-      <w:pPr>
-        <w:pStyle w:val="ListBullet"/>
-        <w:spacing w:after="80"/>
-      </w:pPr>
-      <w:r>
-        <w:rPr>
-          <w:rFonts w:ascii="Malgun Gothic" w:hAnsi="Malgun Gothic" w:eastAsia="Malgun Gothic"/>
-          <w:color w:val="373737"/>
-          <w:sz w:val="19"/>
-        </w:rPr>
-        <w:t>메타 구조 실험 보고서: https://github.com/Rowoon-Lee5/metric_studio_by_moon/blob/main/results/meta_structure_report.json</w:t>
-      </w:r>
-    </w:p>
-    <w:p>
-      <w:pPr>
-        <w:pStyle w:val="ListBullet"/>
-        <w:spacing w:after="80"/>
-      </w:pPr>
-      <w:r>
-        <w:rPr>
-          <w:rFonts w:ascii="Malgun Gothic" w:hAnsi="Malgun Gothic" w:eastAsia="Malgun Gothic"/>
-          <w:color w:val="373737"/>
-          <w:sz w:val="19"/>
-        </w:rPr>
-        <w:t>시간 분할 실패 상태 결과: https://github.com/Rowoon-Lee5/metric_studio_by_moon/blob/main/results/failure_coherence_time_split.csv</w:t>
-      </w:r>
-    </w:p>
-    <w:p>
-      <w:pPr>
         <w:spacing w:after="160" w:line="320" w:lineRule="auto"/>
       </w:pPr>
       <w:r>
@@ -4566,7 +4370,43 @@
           <w:rFonts w:ascii="Malgun Gothic" w:hAnsi="Malgun Gothic" w:eastAsia="Malgun Gothic"/>
           <w:sz w:val="22"/>
         </w:rPr>
-        <w:t>이 글은 투자 권유가 아니다. 작은 표본의 패턴을 매매 규칙으로 착각하지 않기 위한 연구 기록이다.</w:t>
+        <w:t>### GitHub에서 확인할 수 있는 것</w:t>
+      </w:r>
+    </w:p>
+    <w:p>
+      <w:pPr>
+        <w:spacing w:after="160" w:line="320" w:lineRule="auto"/>
+      </w:pPr>
+      <w:r>
+        <w:rPr>
+          <w:rFonts w:ascii="Malgun Gothic" w:hAnsi="Malgun Gothic" w:eastAsia="Malgun Gothic"/>
+          <w:sz w:val="22"/>
+        </w:rPr>
+        <w:t>- [공동 실패 상태를 만드는 코드](https://github.com/Rowoon-Lee5/metric_studio_by_moon/blob/main/experiments/meta_structure_research.py): 네 신호의 동시 부진을 상태 변수로 바꾼 방법</w:t>
+      </w:r>
+    </w:p>
+    <w:p>
+      <w:pPr>
+        <w:spacing w:after="160" w:line="320" w:lineRule="auto"/>
+      </w:pPr>
+      <w:r>
+        <w:rPr>
+          <w:rFonts w:ascii="Malgun Gothic" w:hAnsi="Malgun Gothic" w:eastAsia="Malgun Gothic"/>
+          <w:sz w:val="22"/>
+        </w:rPr>
+        <w:t>- [실패 개수별 다음 달 시장수익률](https://github.com/Rowoon-Lee5/metric_studio_by_moon/blob/main/results/model_failure_state_summary.csv): 본문의 상태별 관측 수와 평균수익률 원자료</w:t>
+      </w:r>
+    </w:p>
+    <w:p>
+      <w:pPr>
+        <w:spacing w:after="160" w:line="320" w:lineRule="auto"/>
+      </w:pPr>
+      <w:r>
+        <w:rPr>
+          <w:rFonts w:ascii="Malgun Gothic" w:hAnsi="Malgun Gothic" w:eastAsia="Malgun Gothic"/>
+          <w:sz w:val="22"/>
+        </w:rPr>
+        <w:t>- [기간을 나눈 뒤의 검증 결과](https://github.com/Rowoon-Lee5/metric_studio_by_moon/blob/main/results/failure_coherence_time_split.csv): 2014년 전후에도 방향이 유지되는지 확인한 결과</w:t>
       </w:r>
     </w:p>
     <w:p>

--- a/최종_전체_연구_패키지/00_게시_자료/최종_게시_패키지/01_블로그용_Word/문병로_교수의_메트릭_스튜디오_02_00부터_04_블로그_게시용.docx
+++ b/최종_전체_연구_패키지/00_게시_자료/최종_게시_패키지/01_블로그용_Word/문병로_교수의_메트릭_스튜디오_02_00부터_04_블로그_게시용.docx
@@ -78,60 +78,50 @@
         <w:t>책은 유동성 유니버스를 넓힐수록 이론 수익률이 높아질 수 있지만, 저유동성 종목이 늘어나면 슬리피지가 이를 잠식한다고 말한다. 인기주와 비인기주의 성과, 모멘텀과 반전의 엇갈린 결과도 함께 제시한다. 처음에는 서로 다른 주제의 흥미로운 결론처럼 읽혔다.</w:t>
       </w:r>
     </w:p>
+    <w:tbl>
+      <w:tblPr>
+        <w:tblW w:type="auto" w:w="0"/>
+        <w:jc w:val="center"/>
+        <w:tblLayout w:type="fixed"/>
+        <w:tblLook w:firstColumn="1" w:firstRow="1" w:lastColumn="0" w:lastRow="0" w:noHBand="0" w:noVBand="1" w:val="04A0"/>
+      </w:tblPr>
+      <w:tblGrid>
+        <w:gridCol w:w="9360"/>
+      </w:tblGrid>
+      <w:tr>
+        <w:tc>
+          <w:tcPr>
+            <w:tcW w:type="dxa" w:w="9072"/>
+            <w:shd w:fill="F4F6F9"/>
+            <w:tcMar>
+              <w:top w:w="110" w:type="dxa"/>
+              <w:start w:w="180" w:type="dxa"/>
+              <w:bottom w:w="110" w:type="dxa"/>
+              <w:end w:w="180" w:type="dxa"/>
+            </w:tcMar>
+            <w:vAlign w:val="center"/>
+          </w:tcPr>
+          <w:p>
+            <w:pPr>
+              <w:spacing w:after="0" w:line="288" w:lineRule="auto"/>
+            </w:pPr>
+            <w:r>
+              <w:rPr>
+                <w:rFonts w:ascii="Malgun Gothic" w:hAnsi="Malgun Gothic" w:eastAsia="Malgun Gothic"/>
+                <w:b/>
+                <w:color w:val="1F3A5F"/>
+                <w:sz w:val="21"/>
+              </w:rPr>
+              <w:t>“유동성 제한이 수익률에 미치는 영향은 포트폴리오와 그 운영 전략에 따라 다르므로 불변의 법칙은 없다.”</w:t>
+            </w:r>
+          </w:p>
+        </w:tc>
+      </w:tr>
+    </w:tbl>
     <w:p>
       <w:pPr>
-        <w:keepNext/>
-        <w:spacing w:before="120" w:after="60"/>
-        <w:jc w:val="center"/>
-      </w:pPr>
-      <w:r>
-        <w:drawing>
-          <wp:inline xmlns:a="http://schemas.openxmlformats.org/drawingml/2006/main" xmlns:pic="http://schemas.openxmlformats.org/drawingml/2006/picture">
-            <wp:extent cx="5577840" cy="2417064"/>
-            <wp:docPr id="1" name="Picture 1"/>
-            <wp:cNvGraphicFramePr>
-              <a:graphicFrameLocks noChangeAspect="1"/>
-            </wp:cNvGraphicFramePr>
-            <a:graphic>
-              <a:graphicData uri="http://schemas.openxmlformats.org/drawingml/2006/picture">
-                <pic:pic>
-                  <pic:nvPicPr>
-                    <pic:cNvPr id="0" name="09_book_excerpt_liquidity.png"/>
-                    <pic:cNvPicPr/>
-                  </pic:nvPicPr>
-                  <pic:blipFill>
-                    <a:blip r:embed="rId9"/>
-                    <a:stretch>
-                      <a:fillRect/>
-                    </a:stretch>
-                  </pic:blipFill>
-                  <pic:spPr>
-                    <a:xfrm>
-                      <a:off x="0" y="0"/>
-                      <a:ext cx="5577840" cy="2417064"/>
-                    </a:xfrm>
-                    <a:prstGeom prst="rect"/>
-                  </pic:spPr>
-                </pic:pic>
-              </a:graphicData>
-            </a:graphic>
-          </wp:inline>
-        </w:drawing>
-      </w:r>
-    </w:p>
-    <w:p>
-      <w:pPr>
-        <w:pStyle w:val="FigureCaption"/>
-        <w:jc w:val="center"/>
-      </w:pPr>
-      <w:r>
-        <w:rPr>
-          <w:rFonts w:ascii="Malgun Gothic" w:hAnsi="Malgun Gothic" w:eastAsia="Malgun Gothic"/>
-          <w:color w:val="595959"/>
-          <w:sz w:val="18"/>
-        </w:rPr>
-        <w:t>책 2장 발췌 - 유동성 유니버스와 슬리피지</w:t>
-      </w:r>
+        <w:spacing w:after="0"/>
+      </w:pPr>
     </w:p>
     <w:p>
       <w:pPr>
@@ -198,6 +188,30 @@
           <w:rFonts w:ascii="Malgun Gothic" w:hAnsi="Malgun Gothic" w:eastAsia="Malgun Gothic"/>
           <w:sz w:val="22"/>
         </w:rPr>
+        <w:t>2장에서 흥미로웠던 것은 정답보다 관찰의 기준이었다. 책은 상승장이었던 기간에도 아무 종목이나 샀을 때 일주일 뒤 수익이 났을 확률이 50%보다 낮았다는 예를 든다. 상승장이라는 사후 이름과 매주 투자자가 겪는 경험은 같지 않을 수 있다는 뜻이다. 나는 백테스트의 연평균 수익률도 같은 방식으로 읽어야 한다고 생각했다. 긴 기간의 평균이 좋아도, 그 결과가 몇 번의 극단적 사건에 기대고 있거나 실제로는 체결하기 어려운 종목에서 나왔다면 투자자가 경험할 전략은 달라진다.</w:t>
+      </w:r>
+    </w:p>
+    <w:p>
+      <w:pPr>
+        <w:spacing w:after="160" w:line="320" w:lineRule="auto"/>
+      </w:pPr>
+      <w:r>
+        <w:rPr>
+          <w:rFonts w:ascii="Malgun Gothic" w:hAnsi="Malgun Gothic" w:eastAsia="Malgun Gothic"/>
+          <w:sz w:val="22"/>
+        </w:rPr>
+        <w:t>주가를 보고도 같은 오류를 범하기 쉽다. “얼마까지 올랐는가”라는 질문은 가격만 보고, “얼마의 자본이 그 가격을 만들었는가”라는 질문은 시가총액과 거래대금을 본다. 나는 이 차이를 유동성 실험에도 그대로 적용했다. 유동성 상위 80%라는 숫자만 보면 종목 집합의 크기만 보인다. 하지만 그 안에서 몇 종목을 들고, 얼마를 주문하며, 주문이 거래대금의 몇 퍼센트를 차지하는지까지 보면 완전히 다른 문제가 된다.</w:t>
+      </w:r>
+    </w:p>
+    <w:p>
+      <w:pPr>
+        <w:spacing w:after="160" w:line="320" w:lineRule="auto"/>
+      </w:pPr>
+      <w:r>
+        <w:rPr>
+          <w:rFonts w:ascii="Malgun Gothic" w:hAnsi="Malgun Gothic" w:eastAsia="Malgun Gothic"/>
+          <w:sz w:val="22"/>
+        </w:rPr>
         <w:t>## 1. 유동성 상위 80%가 좋다는 말은 누구에게 유효한가</w:t>
       </w:r>
     </w:p>
@@ -502,60 +516,50 @@
         <w:t>『문병로 교수의 메트릭 스튜디오』 2장에서 유동성 유니버스를 넓혀 가는 실험을 읽다가 이 문장에서 멈췄다. 책에서는 유동성 상위 80% 부근까지 연평균 수익률이 개선되지만, 그보다 넓은 유니버스에서는 수익률 개선이 멈춘다고 설명한다. 저유동성 종목의 높은 이론 수익률이 거래비용 앞에서는 무의미해질 수 있다는 뜻이다.</w:t>
       </w:r>
     </w:p>
+    <w:tbl>
+      <w:tblPr>
+        <w:tblW w:type="auto" w:w="0"/>
+        <w:jc w:val="center"/>
+        <w:tblLayout w:type="fixed"/>
+        <w:tblLook w:firstColumn="1" w:firstRow="1" w:lastColumn="0" w:lastRow="0" w:noHBand="0" w:noVBand="1" w:val="04A0"/>
+      </w:tblPr>
+      <w:tblGrid>
+        <w:gridCol w:w="9360"/>
+      </w:tblGrid>
+      <w:tr>
+        <w:tc>
+          <w:tcPr>
+            <w:tcW w:type="dxa" w:w="9072"/>
+            <w:shd w:fill="F4F6F9"/>
+            <w:tcMar>
+              <w:top w:w="110" w:type="dxa"/>
+              <w:start w:w="180" w:type="dxa"/>
+              <w:bottom w:w="110" w:type="dxa"/>
+              <w:end w:w="180" w:type="dxa"/>
+            </w:tcMar>
+            <w:vAlign w:val="center"/>
+          </w:tcPr>
+          <w:p>
+            <w:pPr>
+              <w:spacing w:after="0" w:line="288" w:lineRule="auto"/>
+            </w:pPr>
+            <w:r>
+              <w:rPr>
+                <w:rFonts w:ascii="Malgun Gothic" w:hAnsi="Malgun Gothic" w:eastAsia="Malgun Gothic"/>
+                <w:b/>
+                <w:color w:val="1F3A5F"/>
+                <w:sz w:val="21"/>
+              </w:rPr>
+              <w:t>“유동성이 큰 종목에 지나치게 집착하면 수익률을 많이 손해 본다. 그렇다고 이론 수익률에만 집착하면 슬리피지로 인한 손실이 더 커질 수 있다.”</w:t>
+            </w:r>
+          </w:p>
+        </w:tc>
+      </w:tr>
+    </w:tbl>
     <w:p>
       <w:pPr>
-        <w:keepNext/>
-        <w:spacing w:before="120" w:after="60"/>
-        <w:jc w:val="center"/>
-      </w:pPr>
-      <w:r>
-        <w:drawing>
-          <wp:inline xmlns:a="http://schemas.openxmlformats.org/drawingml/2006/main" xmlns:pic="http://schemas.openxmlformats.org/drawingml/2006/picture">
-            <wp:extent cx="5577840" cy="2417064"/>
-            <wp:docPr id="2" name="Picture 2"/>
-            <wp:cNvGraphicFramePr>
-              <a:graphicFrameLocks noChangeAspect="1"/>
-            </wp:cNvGraphicFramePr>
-            <a:graphic>
-              <a:graphicData uri="http://schemas.openxmlformats.org/drawingml/2006/picture">
-                <pic:pic>
-                  <pic:nvPicPr>
-                    <pic:cNvPr id="0" name="09_book_excerpt_liquidity.png"/>
-                    <pic:cNvPicPr/>
-                  </pic:nvPicPr>
-                  <pic:blipFill>
-                    <a:blip r:embed="rId9"/>
-                    <a:stretch>
-                      <a:fillRect/>
-                    </a:stretch>
-                  </pic:blipFill>
-                  <pic:spPr>
-                    <a:xfrm>
-                      <a:off x="0" y="0"/>
-                      <a:ext cx="5577840" cy="2417064"/>
-                    </a:xfrm>
-                    <a:prstGeom prst="rect"/>
-                  </pic:spPr>
-                </pic:pic>
-              </a:graphicData>
-            </a:graphic>
-          </wp:inline>
-        </w:drawing>
-      </w:r>
-    </w:p>
-    <w:p>
-      <w:pPr>
-        <w:pStyle w:val="FigureCaption"/>
-        <w:jc w:val="center"/>
-      </w:pPr>
-      <w:r>
-        <w:rPr>
-          <w:rFonts w:ascii="Malgun Gothic" w:hAnsi="Malgun Gothic" w:eastAsia="Malgun Gothic"/>
-          <w:color w:val="595959"/>
-          <w:sz w:val="18"/>
-        </w:rPr>
-        <w:t>책 2장 발췌 - 유동성 유니버스와 슬리피지</w:t>
-      </w:r>
+        <w:spacing w:after="0"/>
+      </w:pPr>
     </w:p>
     <w:p>
       <w:pPr>
@@ -567,6 +571,30 @@
           <w:sz w:val="22"/>
         </w:rPr>
         <w:t>처음에는 이 숫자를 전략의 조건으로 적어 두고 싶었다. 유동성 상위 80%를 사용하면 되겠다고 말이다. 그런데 같은 전략을 1억 원으로 운용하는 사람과 100억 원으로 운용하는 사람이 정말 같은 기준을 공유해야 하는지는 설명되지 않는다. 수익률이 높은 종목군과 내가 실제로 살 수 있는 종목군도 같지 않을 수 있다.</w:t>
+      </w:r>
+    </w:p>
+    <w:p>
+      <w:pPr>
+        <w:spacing w:after="160" w:line="320" w:lineRule="auto"/>
+      </w:pPr>
+      <w:r>
+        <w:rPr>
+          <w:rFonts w:ascii="Malgun Gothic" w:hAnsi="Malgun Gothic" w:eastAsia="Malgun Gothic"/>
+          <w:sz w:val="22"/>
+        </w:rPr>
+        <w:t>책은 같은 실험에서 유동성 상위 80%까지 넓혔을 때 연평균 수익률이 66.16%였고, 상위 50%로 제한하면 49.88%였다고 적는다. 숫자만 보면 80%가 답처럼 보인다. 하지만 그 차이 16.28%p에는 저유동성 종목을 더 담았을 때만 얻을 수 있는 이론 수익과, 실제 주문이 그 종목의 가격을 밀어 버릴 때 잃는 비용이 함께 들어 있다. 나는 이 차이를 ‘수익률의 차이’가 아니라 ‘실행 가능한 수익률과 실행 불가능한 수익률의 차이’로 읽었다.</w:t>
+      </w:r>
+    </w:p>
+    <w:p>
+      <w:pPr>
+        <w:spacing w:after="160" w:line="320" w:lineRule="auto"/>
+      </w:pPr>
+      <w:r>
+        <w:rPr>
+          <w:rFonts w:ascii="Malgun Gothic" w:hAnsi="Malgun Gothic" w:eastAsia="Malgun Gothic"/>
+          <w:sz w:val="22"/>
+        </w:rPr>
+        <w:t>소형주 연구가 늘 불편한 이유도 여기에 있다. 소형주는 장기 평균 수익률에서 매력적으로 보이지만, 작은 시가총액과 낮은 거래대금은 그 보상을 전부 가져가기 어렵게 만든다. 소형주가 유리하다는 문장과 소형주를 실제로 많이 살 수 있다는 문장은 같은 말이 아니다. 1편에서 소형주 결과를 따로 의심한 이유도, 수익률이 크다는 사실보다 그 수익률을 누가 얼마만큼 가져갈 수 있는지가 더 중요했기 때문이다.</w:t>
       </w:r>
     </w:p>
     <w:p>
@@ -1007,7 +1035,7 @@
         <w:drawing>
           <wp:inline xmlns:a="http://schemas.openxmlformats.org/drawingml/2006/main" xmlns:pic="http://schemas.openxmlformats.org/drawingml/2006/picture">
             <wp:extent cx="5577840" cy="3346704"/>
-            <wp:docPr id="3" name="Picture 3"/>
+            <wp:docPr id="1" name="Picture 1"/>
             <wp:cNvGraphicFramePr>
               <a:graphicFrameLocks noChangeAspect="1"/>
             </wp:cNvGraphicFramePr>
@@ -1019,7 +1047,7 @@
                     <pic:cNvPicPr/>
                   </pic:nvPicPr>
                   <pic:blipFill>
-                    <a:blip r:embed="rId10"/>
+                    <a:blip r:embed="rId9"/>
                     <a:stretch>
                       <a:fillRect/>
                     </a:stretch>
@@ -1122,7 +1150,7 @@
         <w:drawing>
           <wp:inline xmlns:a="http://schemas.openxmlformats.org/drawingml/2006/main" xmlns:pic="http://schemas.openxmlformats.org/drawingml/2006/picture">
             <wp:extent cx="5577840" cy="2602992"/>
-            <wp:docPr id="4" name="Picture 4"/>
+            <wp:docPr id="2" name="Picture 2"/>
             <wp:cNvGraphicFramePr>
               <a:graphicFrameLocks noChangeAspect="1"/>
             </wp:cNvGraphicFramePr>
@@ -1134,7 +1162,7 @@
                     <pic:cNvPicPr/>
                   </pic:nvPicPr>
                   <pic:blipFill>
-                    <a:blip r:embed="rId11"/>
+                    <a:blip r:embed="rId10"/>
                     <a:stretch>
                       <a:fillRect/>
                     </a:stretch>
@@ -1484,7 +1512,7 @@
         <w:drawing>
           <wp:inline xmlns:a="http://schemas.openxmlformats.org/drawingml/2006/main" xmlns:pic="http://schemas.openxmlformats.org/drawingml/2006/picture">
             <wp:extent cx="5577840" cy="2602992"/>
-            <wp:docPr id="5" name="Picture 5"/>
+            <wp:docPr id="3" name="Picture 3"/>
             <wp:cNvGraphicFramePr>
               <a:graphicFrameLocks noChangeAspect="1"/>
             </wp:cNvGraphicFramePr>
@@ -1496,7 +1524,7 @@
                     <pic:cNvPicPr/>
                   </pic:nvPicPr>
                   <pic:blipFill>
-                    <a:blip r:embed="rId12"/>
+                    <a:blip r:embed="rId11"/>
                     <a:stretch>
                       <a:fillRect/>
                     </a:stretch>
@@ -1746,62 +1774,66 @@
     </w:p>
     <w:p>
       <w:pPr>
-        <w:spacing w:after="160" w:line="320" w:lineRule="auto"/>
+        <w:pStyle w:val="Heading2"/>
+      </w:pPr>
+      <w:r>
+        <w:t>GitHub에서 확인할 수 있는 것</w:t>
+      </w:r>
+    </w:p>
+    <w:p>
+      <w:pPr>
+        <w:pStyle w:val="ListBullet"/>
+        <w:spacing w:after="80"/>
       </w:pPr>
       <w:r>
         <w:rPr>
           <w:rFonts w:ascii="Malgun Gothic" w:hAnsi="Malgun Gothic" w:eastAsia="Malgun Gothic"/>
-          <w:sz w:val="22"/>
+          <w:color w:val="373737"/>
+          <w:sz w:val="19"/>
         </w:rPr>
-        <w:t>### GitHub에서 확인할 수 있는 것</w:t>
+        <w:t>실험 설계와 체결 모형: https://github.com/Rowoon-Lee5/metric_studio_by_moon/blob/main/experiments/alpha_topology.py</w:t>
       </w:r>
     </w:p>
     <w:p>
       <w:pPr>
-        <w:spacing w:after="160" w:line="320" w:lineRule="auto"/>
+        <w:pStyle w:val="ListBullet"/>
+        <w:spacing w:after="80"/>
       </w:pPr>
       <w:r>
         <w:rPr>
           <w:rFonts w:ascii="Malgun Gothic" w:hAnsi="Malgun Gothic" w:eastAsia="Malgun Gothic"/>
-          <w:sz w:val="22"/>
+          <w:color w:val="373737"/>
+          <w:sz w:val="19"/>
         </w:rPr>
-        <w:t>- [실험 설계와 체결 모형](https://github.com/Rowoon-Lee5/metric_studio_by_moon/blob/main/experiments/alpha_topology.py): 1,728개 조합과 체결률·시장충격 비용을 계산한 코드</w:t>
+        <w:t>전체 전략 성과표: https://github.com/Rowoon-Lee5/metric_studio_by_moon/blob/main/results/alpha_topology_nodes.csv</w:t>
       </w:r>
     </w:p>
     <w:p>
       <w:pPr>
-        <w:spacing w:after="160" w:line="320" w:lineRule="auto"/>
+        <w:pStyle w:val="ListBullet"/>
+        <w:spacing w:after="80"/>
       </w:pPr>
       <w:r>
         <w:rPr>
           <w:rFonts w:ascii="Malgun Gothic" w:hAnsi="Malgun Gothic" w:eastAsia="Malgun Gothic"/>
-          <w:sz w:val="22"/>
+          <w:color w:val="373737"/>
+          <w:sz w:val="19"/>
         </w:rPr>
-        <w:t>- [전체 전략 성과표](https://github.com/Rowoon-Lee5/metric_studio_by_moon/blob/main/results/alpha_topology_nodes.csv): 각 조합의 CAGR, MDD, t-통계량, 평균 체결률</w:t>
+        <w:t>다중검정 보정 결과: https://github.com/Rowoon-Lee5/metric_studio_by_moon/blob/main/results/reality_check_report.json</w:t>
       </w:r>
     </w:p>
     <w:p>
       <w:pPr>
-        <w:spacing w:after="160" w:line="320" w:lineRule="auto"/>
+        <w:pStyle w:val="ListBullet"/>
+        <w:spacing w:after="80"/>
       </w:pPr>
       <w:r>
         <w:rPr>
           <w:rFonts w:ascii="Malgun Gothic" w:hAnsi="Malgun Gothic" w:eastAsia="Malgun Gothic"/>
-          <w:sz w:val="22"/>
+          <w:color w:val="373737"/>
+          <w:sz w:val="19"/>
         </w:rPr>
-        <w:t>- [다중검정 보정 결과](https://github.com/Rowoon-Lee5/metric_studio_by_moon/blob/main/results/reality_check_report.json): 많은 조합 중 우연히 높은 전략을 골랐을 가능성을 점검한 결과</w:t>
-      </w:r>
-    </w:p>
-    <w:p>
-      <w:pPr>
-        <w:spacing w:after="160" w:line="320" w:lineRule="auto"/>
-      </w:pPr>
-      <w:r>
-        <w:rPr>
-          <w:rFonts w:ascii="Malgun Gothic" w:hAnsi="Malgun Gothic" w:eastAsia="Malgun Gothic"/>
-          <w:sz w:val="22"/>
-        </w:rPr>
-        <w:t>- [종료사건·비용·실행 감사](https://github.com/Rowoon-Lee5/metric_studio_by_moon/blob/main/results/closure_audits_report.json): 이 글에서 아직 결론으로 말할 수 없는 부분을 정리한 감사 기록</w:t>
+        <w:t>종료사건·비용·실행 감사: https://github.com/Rowoon-Lee5/metric_studio_by_moon/blob/main/results/closure_audits_report.json</w:t>
       </w:r>
     </w:p>
     <w:p>
@@ -1853,60 +1885,50 @@
         <w:t>내 프로젝트에서 거래회전율은 가장 편리한 변수였다. 가격과 거래량만 있으면 바로 계산할 수 있고, 높은 회전율을 가진 종목을 ‘사람들이 많이 보는 종목’이라고 부르기도 쉬웠다. 그러나 편리하게 계산된 변수와 실제로 측정하려는 행동이 같다는 보장은 없다. 이번에는 그 간격을 그냥 해석으로 메우지 않기로 했다.</w:t>
       </w:r>
     </w:p>
+    <w:tbl>
+      <w:tblPr>
+        <w:tblW w:type="auto" w:w="0"/>
+        <w:jc w:val="center"/>
+        <w:tblLayout w:type="fixed"/>
+        <w:tblLook w:firstColumn="1" w:firstRow="1" w:lastColumn="0" w:lastRow="0" w:noHBand="0" w:noVBand="1" w:val="04A0"/>
+      </w:tblPr>
+      <w:tblGrid>
+        <w:gridCol w:w="9360"/>
+      </w:tblGrid>
+      <w:tr>
+        <w:tc>
+          <w:tcPr>
+            <w:tcW w:type="dxa" w:w="9072"/>
+            <w:shd w:fill="F4F6F9"/>
+            <w:tcMar>
+              <w:top w:w="110" w:type="dxa"/>
+              <w:start w:w="180" w:type="dxa"/>
+              <w:bottom w:w="110" w:type="dxa"/>
+              <w:end w:w="180" w:type="dxa"/>
+            </w:tcMar>
+            <w:vAlign w:val="center"/>
+          </w:tcPr>
+          <w:p>
+            <w:pPr>
+              <w:spacing w:after="0" w:line="288" w:lineRule="auto"/>
+            </w:pPr>
+            <w:r>
+              <w:rPr>
+                <w:rFonts w:ascii="Malgun Gothic" w:hAnsi="Malgun Gothic" w:eastAsia="Malgun Gothic"/>
+                <w:b/>
+                <w:color w:val="1F3A5F"/>
+                <w:sz w:val="21"/>
+              </w:rPr>
+              <w:t>“다른 특별한 이유 없이 인기가 있다는 것만으로 종목을 선택하는 것은 확률적으로 틀린 선택일 수 있다.”</w:t>
+            </w:r>
+          </w:p>
+        </w:tc>
+      </w:tr>
+    </w:tbl>
     <w:p>
       <w:pPr>
-        <w:keepNext/>
-        <w:spacing w:before="120" w:after="60"/>
-        <w:jc w:val="center"/>
-      </w:pPr>
-      <w:r>
-        <w:drawing>
-          <wp:inline xmlns:a="http://schemas.openxmlformats.org/drawingml/2006/main" xmlns:pic="http://schemas.openxmlformats.org/drawingml/2006/picture">
-            <wp:extent cx="5577840" cy="2417064"/>
-            <wp:docPr id="6" name="Picture 6"/>
-            <wp:cNvGraphicFramePr>
-              <a:graphicFrameLocks noChangeAspect="1"/>
-            </wp:cNvGraphicFramePr>
-            <a:graphic>
-              <a:graphicData uri="http://schemas.openxmlformats.org/drawingml/2006/picture">
-                <pic:pic>
-                  <pic:nvPicPr>
-                    <pic:cNvPr id="0" name="06_book_excerpt_popularity.png"/>
-                    <pic:cNvPicPr/>
-                  </pic:nvPicPr>
-                  <pic:blipFill>
-                    <a:blip r:embed="rId13"/>
-                    <a:stretch>
-                      <a:fillRect/>
-                    </a:stretch>
-                  </pic:blipFill>
-                  <pic:spPr>
-                    <a:xfrm>
-                      <a:off x="0" y="0"/>
-                      <a:ext cx="5577840" cy="2417064"/>
-                    </a:xfrm>
-                    <a:prstGeom prst="rect"/>
-                  </pic:spPr>
-                </pic:pic>
-              </a:graphicData>
-            </a:graphic>
-          </wp:inline>
-        </w:drawing>
-      </w:r>
-    </w:p>
-    <w:p>
-      <w:pPr>
-        <w:pStyle w:val="FigureCaption"/>
-        <w:jc w:val="center"/>
-      </w:pPr>
-      <w:r>
-        <w:rPr>
-          <w:rFonts w:ascii="Malgun Gothic" w:hAnsi="Malgun Gothic" w:eastAsia="Malgun Gothic"/>
-          <w:color w:val="595959"/>
-          <w:sz w:val="18"/>
-        </w:rPr>
-        <w:t>책 2장 발췌 - 관심과 인기주의</w:t>
-      </w:r>
+        <w:spacing w:after="0"/>
+      </w:pPr>
     </w:p>
     <w:p>
       <w:pPr>
@@ -1930,6 +1952,54 @@
           <w:sz w:val="22"/>
         </w:rPr>
         <w:t>하지만 거래회전율은 관심이 아니다. 기관의 리밸런싱, 유동성 공급, 대량 매매, 공매도, 시장 충격도 거래를 늘린다. 하나의 숫자가 여러 행동의 결과라면, 그 숫자에 심리라는 이름을 붙이는 순간 분석은 설명이 아니라 서사가 된다.</w:t>
+      </w:r>
+    </w:p>
+    <w:p>
+      <w:pPr>
+        <w:spacing w:after="160" w:line="320" w:lineRule="auto"/>
+      </w:pPr>
+      <w:r>
+        <w:rPr>
+          <w:rFonts w:ascii="Malgun Gothic" w:hAnsi="Malgun Gothic" w:eastAsia="Malgun Gothic"/>
+          <w:sz w:val="22"/>
+        </w:rPr>
+        <w:t>책이 인기주의 예후를 말할 때도 핵심은 ‘사람들이 많이 보는 종목은 나쁘다’는 도덕적 결론이 아니다. 제레미 그랜덤이 말한 경력 위험은 성장주를 고르는 일이 틀려도 설명하기 쉽고, 덜 인기 있는 종목을 고르는 일은 맞아도 오래 설명해야 한다는 비대칭을 가리킨다. 인기라는 말 속에는 뉴스 노출, 투자자의 기대, 기관의 책임 회피, 자금 유입이 한꺼번에 들어 있다. 나는 거래회전율 하나로 이 모든 것을 측정할 수 있다고 생각했다.</w:t>
+      </w:r>
+    </w:p>
+    <w:p>
+      <w:pPr>
+        <w:spacing w:after="160" w:line="320" w:lineRule="auto"/>
+      </w:pPr>
+      <w:r>
+        <w:rPr>
+          <w:rFonts w:ascii="Malgun Gothic" w:hAnsi="Malgun Gothic" w:eastAsia="Malgun Gothic"/>
+          <w:sz w:val="22"/>
+        </w:rPr>
+        <w:t>그래서 회전율 하위 10%를 제외한 뒤 회전율 상위 종목을 관심주라고 부르는 방식이 특히 위험했다. 앞에서는 거래하기 어려운 종목을 제외하는 유동성 필터로 쓰고, 뒤에서는 투자자의 심리를 설명하는 변수로 썼다. 같은 변수를 앞에서는 실행 제약으로, 뒤에서는 행동경제학적 원인으로 쓴 셈이다. 이 둘을 분리하지 않으면 결과가 나왔을 때 무엇이 원인인지 알 수 없다.</w:t>
+      </w:r>
+    </w:p>
+    <w:p>
+      <w:pPr>
+        <w:spacing w:after="160" w:line="320" w:lineRule="auto"/>
+      </w:pPr>
+      <w:r>
+        <w:rPr>
+          <w:rFonts w:ascii="Malgun Gothic" w:hAnsi="Malgun Gothic" w:eastAsia="Malgun Gothic"/>
+          <w:sz w:val="22"/>
+        </w:rPr>
+        <w:t>거래회전율의 분모도 이 문제를 더 복잡하게 만든다. 같은 거래량이라도 상장주식 수가 많은 기업과 적은 기업의 회전율은 달라진다. 실제 시장에서 거래되는 유통물량, 최대주주의 장기 보유, 증자와 감자 같은 자본 변화까지 생각하면 회전율은 단순히 ‘얼마나 활발히 거래됐는가’라고 부르기 어려운 비율이 된다. 내가 사용한 회전율은 관측 가능한 거래량과 주식 수로 계산한 값일 뿐, 투자자가 주목한 정도를 직접 측정한 값이 아니다.</w:t>
+      </w:r>
+    </w:p>
+    <w:p>
+      <w:pPr>
+        <w:spacing w:after="160" w:line="320" w:lineRule="auto"/>
+      </w:pPr>
+      <w:r>
+        <w:rPr>
+          <w:rFonts w:ascii="Malgun Gothic" w:hAnsi="Malgun Gothic" w:eastAsia="Malgun Gothic"/>
+          <w:sz w:val="22"/>
+        </w:rPr>
+        <w:t>뉴스량을 붙인 뒤에도 같은 경계를 유지했다. 기사 수가 많다고 해서 독자가 그 기사를 읽었다는 뜻은 아니다. 같은 제목을 반복 송출한 기사와 기업의 실질적인 정보 환경은 다르다. 뉴스 패널이 덮는 종목도 시장 전체의 무작위 표본이 아니다. 그래서 뉴스량을 ‘진짜 관심’, 회전율을 ‘가짜 관심’이라고 두고 승자를 고르지 않았다. 서로 다른 방식으로 관측한 두 변수가 실제로 같은 종목을 가리키는지부터 확인했다.</w:t>
       </w:r>
     </w:p>
     <w:p>
@@ -2307,7 +2377,7 @@
         <w:drawing>
           <wp:inline xmlns:a="http://schemas.openxmlformats.org/drawingml/2006/main" xmlns:pic="http://schemas.openxmlformats.org/drawingml/2006/picture">
             <wp:extent cx="5577840" cy="2881884"/>
-            <wp:docPr id="7" name="Picture 7"/>
+            <wp:docPr id="4" name="Picture 4"/>
             <wp:cNvGraphicFramePr>
               <a:graphicFrameLocks noChangeAspect="1"/>
             </wp:cNvGraphicFramePr>
@@ -2319,7 +2389,7 @@
                     <pic:cNvPicPr/>
                   </pic:nvPicPr>
                   <pic:blipFill>
-                    <a:blip r:embed="rId14"/>
+                    <a:blip r:embed="rId12"/>
                     <a:stretch>
                       <a:fillRect/>
                     </a:stretch>
@@ -2474,6 +2544,70 @@
     </w:p>
     <w:p>
       <w:pPr>
+        <w:pStyle w:val="Heading2"/>
+      </w:pPr>
+      <w:r>
+        <w:t>GitHub에서 확인할 수 있는 것</w:t>
+      </w:r>
+    </w:p>
+    <w:p>
+      <w:pPr>
+        <w:pStyle w:val="ListBullet"/>
+        <w:spacing w:after="80"/>
+      </w:pPr>
+      <w:r>
+        <w:rPr>
+          <w:rFonts w:ascii="Malgun Gothic" w:hAnsi="Malgun Gothic" w:eastAsia="Malgun Gothic"/>
+          <w:color w:val="373737"/>
+          <w:sz w:val="19"/>
+        </w:rPr>
+        <w:t>원천 뉴스 관심도 재검증 코드: https://github.com/Rowoon-Lee5/metric_studio_by_moon/blob/main/experiments/news_attention_raw_validation.py</w:t>
+      </w:r>
+    </w:p>
+    <w:p>
+      <w:pPr>
+        <w:pStyle w:val="ListBullet"/>
+        <w:spacing w:after="80"/>
+      </w:pPr>
+      <w:r>
+        <w:rPr>
+          <w:rFonts w:ascii="Malgun Gothic" w:hAnsi="Malgun Gothic" w:eastAsia="Malgun Gothic"/>
+          <w:color w:val="373737"/>
+          <w:sz w:val="19"/>
+        </w:rPr>
+        <w:t>뉴스량별 모멘텀 결과: https://github.com/Rowoon-Lee5/metric_studio_by_moon/blob/main/results/news_attention_raw_ic_summary.csv</w:t>
+      </w:r>
+    </w:p>
+    <w:p>
+      <w:pPr>
+        <w:pStyle w:val="ListBullet"/>
+        <w:spacing w:after="80"/>
+      </w:pPr>
+      <w:r>
+        <w:rPr>
+          <w:rFonts w:ascii="Malgun Gothic" w:hAnsi="Malgun Gothic" w:eastAsia="Malgun Gothic"/>
+          <w:color w:val="373737"/>
+          <w:sz w:val="19"/>
+        </w:rPr>
+        <w:t>뉴스량과 거래회전율의 불일치: https://github.com/Rowoon-Lee5/metric_studio_by_moon/blob/main/results/attention_measurement_agreement.csv</w:t>
+      </w:r>
+    </w:p>
+    <w:p>
+      <w:pPr>
+        <w:pStyle w:val="ListBullet"/>
+        <w:spacing w:after="80"/>
+      </w:pPr>
+      <w:r>
+        <w:rPr>
+          <w:rFonts w:ascii="Malgun Gothic" w:hAnsi="Malgun Gothic" w:eastAsia="Malgun Gothic"/>
+          <w:color w:val="373737"/>
+          <w:sz w:val="19"/>
+        </w:rPr>
+        <w:t>원천 뉴스 검증 보고서: https://github.com/Rowoon-Lee5/metric_studio_by_moon/blob/main/results/news_attention_raw_report.json</w:t>
+      </w:r>
+    </w:p>
+    <w:p>
+      <w:pPr>
         <w:spacing w:after="160" w:line="320" w:lineRule="auto"/>
       </w:pPr>
       <w:r>
@@ -2481,55 +2615,7 @@
           <w:rFonts w:ascii="Malgun Gothic" w:hAnsi="Malgun Gothic" w:eastAsia="Malgun Gothic"/>
           <w:sz w:val="22"/>
         </w:rPr>
-        <w:t>### GitHub에서 확인할 수 있는 것</w:t>
-      </w:r>
-    </w:p>
-    <w:p>
-      <w:pPr>
-        <w:spacing w:after="160" w:line="320" w:lineRule="auto"/>
-      </w:pPr>
-      <w:r>
-        <w:rPr>
-          <w:rFonts w:ascii="Malgun Gothic" w:hAnsi="Malgun Gothic" w:eastAsia="Malgun Gothic"/>
-          <w:sz w:val="22"/>
-        </w:rPr>
-        <w:t>- [원천 뉴스 관심도 재검증 코드](https://github.com/Rowoon-Lee5/metric_studio_by_moon/blob/main/experiments/news_attention_raw_validation.py): 뉴스량·거래회전율·미래수익률을 같은 시점에 맞춘 방법</w:t>
-      </w:r>
-    </w:p>
-    <w:p>
-      <w:pPr>
-        <w:spacing w:after="160" w:line="320" w:lineRule="auto"/>
-      </w:pPr>
-      <w:r>
-        <w:rPr>
-          <w:rFonts w:ascii="Malgun Gothic" w:hAnsi="Malgun Gothic" w:eastAsia="Malgun Gothic"/>
-          <w:sz w:val="22"/>
-        </w:rPr>
-        <w:t>- [뉴스량별 모멘텀 결과](https://github.com/Rowoon-Lee5/metric_studio_by_moon/blob/main/results/news_attention_raw_ic_summary.csv): 본문의 Rank IC 표와 동일한 원자료</w:t>
-      </w:r>
-    </w:p>
-    <w:p>
-      <w:pPr>
-        <w:spacing w:after="160" w:line="320" w:lineRule="auto"/>
-      </w:pPr>
-      <w:r>
-        <w:rPr>
-          <w:rFonts w:ascii="Malgun Gothic" w:hAnsi="Malgun Gothic" w:eastAsia="Malgun Gothic"/>
-          <w:sz w:val="22"/>
-        </w:rPr>
-        <w:t>- [뉴스량과 거래회전율의 불일치](https://github.com/Rowoon-Lee5/metric_studio_by_moon/blob/main/results/attention_measurement_agreement.csv): 두 변수가 상위 종목을 얼마나 다르게 고르는지 확인한 결과</w:t>
-      </w:r>
-    </w:p>
-    <w:p>
-      <w:pPr>
-        <w:spacing w:after="160" w:line="320" w:lineRule="auto"/>
-      </w:pPr>
-      <w:r>
-        <w:rPr>
-          <w:rFonts w:ascii="Malgun Gothic" w:hAnsi="Malgun Gothic" w:eastAsia="Malgun Gothic"/>
-          <w:sz w:val="22"/>
-        </w:rPr>
-        <w:t>- [원천 뉴스 검증 보고서](https://github.com/Rowoon-Lee5/metric_studio_by_moon/blob/main/results/news_attention_raw_report.json): 표본 범위와 블록 재표집 검정의 상세 기록</w:t>
+        <w:t>이 글은 투자 권유가 아니다. 원천 뉴스 커버리지로 넓힌 뒤 대리변수의 해석이 무너지는지를 확인한 연구 기록이다.</w:t>
       </w:r>
     </w:p>
     <w:p>
@@ -2593,59 +2679,97 @@
         <w:t>실제로 나는 전략이 불안해 보일 때마다 조건을 더 붙이는 방식으로 대응해 왔다. 저평가, 수익성, 모멘텀, 유동성처럼 이름이 다른 신호를 함께 통과한 종목은 더 엄격하게 고른 종목처럼 보였다. 문제는 이름이 다른 신호들이 정말 다른 근거인지였다. 모두 가격·거래량·시가총액에서 출발했다면, 모델 수를 늘린 것이 아니라 같은 판단을 여러 번 세었을 수 있다.</w:t>
       </w:r>
     </w:p>
+    <w:tbl>
+      <w:tblPr>
+        <w:tblW w:type="auto" w:w="0"/>
+        <w:jc w:val="center"/>
+        <w:tblLayout w:type="fixed"/>
+        <w:tblLook w:firstColumn="1" w:firstRow="1" w:lastColumn="0" w:lastRow="0" w:noHBand="0" w:noVBand="1" w:val="04A0"/>
+      </w:tblPr>
+      <w:tblGrid>
+        <w:gridCol w:w="9360"/>
+      </w:tblGrid>
+      <w:tr>
+        <w:tc>
+          <w:tcPr>
+            <w:tcW w:type="dxa" w:w="9072"/>
+            <w:shd w:fill="F4F6F9"/>
+            <w:tcMar>
+              <w:top w:w="110" w:type="dxa"/>
+              <w:start w:w="180" w:type="dxa"/>
+              <w:bottom w:w="110" w:type="dxa"/>
+              <w:end w:w="180" w:type="dxa"/>
+            </w:tcMar>
+            <w:vAlign w:val="center"/>
+          </w:tcPr>
+          <w:p>
+            <w:pPr>
+              <w:spacing w:after="0" w:line="288" w:lineRule="auto"/>
+            </w:pPr>
+            <w:r>
+              <w:rPr>
+                <w:rFonts w:ascii="Malgun Gothic" w:hAnsi="Malgun Gothic" w:eastAsia="Malgun Gothic"/>
+                <w:b/>
+                <w:color w:val="1F3A5F"/>
+                <w:sz w:val="21"/>
+              </w:rPr>
+              <w:t>“패턴과 운용 전략은 둘 다 최적화 작업의 결과로 찾은 것이다.”</w:t>
+            </w:r>
+          </w:p>
+        </w:tc>
+      </w:tr>
+    </w:tbl>
     <w:p>
       <w:pPr>
-        <w:keepNext/>
-        <w:spacing w:before="120" w:after="60"/>
-        <w:jc w:val="center"/>
+        <w:spacing w:after="0"/>
+      </w:pPr>
+    </w:p>
+    <w:p>
+      <w:pPr>
+        <w:spacing w:after="160" w:line="320" w:lineRule="auto"/>
       </w:pPr>
       <w:r>
-        <w:drawing>
-          <wp:inline xmlns:a="http://schemas.openxmlformats.org/drawingml/2006/main" xmlns:pic="http://schemas.openxmlformats.org/drawingml/2006/picture">
-            <wp:extent cx="5577840" cy="2417064"/>
-            <wp:docPr id="8" name="Picture 8"/>
-            <wp:cNvGraphicFramePr>
-              <a:graphicFrameLocks noChangeAspect="1"/>
-            </wp:cNvGraphicFramePr>
-            <a:graphic>
-              <a:graphicData uri="http://schemas.openxmlformats.org/drawingml/2006/picture">
-                <pic:pic>
-                  <pic:nvPicPr>
-                    <pic:cNvPr id="0" name="07_book_excerpt_strategy.png"/>
-                    <pic:cNvPicPr/>
-                  </pic:nvPicPr>
-                  <pic:blipFill>
-                    <a:blip r:embed="rId15"/>
-                    <a:stretch>
-                      <a:fillRect/>
-                    </a:stretch>
-                  </pic:blipFill>
-                  <pic:spPr>
-                    <a:xfrm>
-                      <a:off x="0" y="0"/>
-                      <a:ext cx="5577840" cy="2417064"/>
-                    </a:xfrm>
-                    <a:prstGeom prst="rect"/>
-                  </pic:spPr>
-                </pic:pic>
-              </a:graphicData>
-            </a:graphic>
-          </wp:inline>
-        </w:drawing>
+        <w:rPr>
+          <w:rFonts w:ascii="Malgun Gothic" w:hAnsi="Malgun Gothic" w:eastAsia="Malgun Gothic"/>
+          <w:sz w:val="22"/>
+        </w:rPr>
+        <w:t>내가 모멘텀을 유난히 중요하게 본 이유도 가격이 여러 정보를 가장 빠르게 압축한다고 생각했기 때문이다. 재무제표, 업황, 수급, 투자자의 기대가 결국 가격 변화로 드러난다면, 모멘텀은 다른 팩터보다 한 단계 위의 신호처럼 보인다. 하지만 지난 프로젝트에서 내가 사용한 한국 주식 표본에서는 그 모멘텀 성과가 기대보다 약했다. 이 결과를 보고 모멘텀이 틀렸다고 결론 내리기보다, 저평가·수익성 같은 재무 기준을 덧붙이면 약점을 보완할 수 있을 것이라고 생각했다.</w:t>
       </w:r>
     </w:p>
     <w:p>
       <w:pPr>
-        <w:pStyle w:val="FigureCaption"/>
-        <w:jc w:val="center"/>
+        <w:spacing w:after="160" w:line="320" w:lineRule="auto"/>
       </w:pPr>
       <w:r>
         <w:rPr>
           <w:rFonts w:ascii="Malgun Gothic" w:hAnsi="Malgun Gothic" w:eastAsia="Malgun Gothic"/>
-          <w:color w:val="595959"/>
-          <w:sz w:val="18"/>
+          <w:sz w:val="22"/>
         </w:rPr>
-        <w:t>책 2장 발췌 - 패턴과 운용 전략</w:t>
+        <w:t>그때 내가 놓친 것은 필터를 더 붙일수록 전략의 설명은 좋아질 수 있어도 증거의 독립성이 자동으로 늘지는 않는다는 점이다. 재무제표에서 나온 PER·ROE와 가격에서 나온 모멘텀은 출발점이 다를 수 있다. 반면 이번 실험의 저변동성·모멘텀·반전·소형주 신호는 모두 수정주가·거래량·시가총액 패널에서 출발했다. 이 글은 서로 다른 정보원을 합친 앙상블을 평가한 글이 아니라, 하나의 정보원을 여러 방식으로 읽은 모델들이 합의할 때 무슨 일이 생기는지를 본 글이다.</w:t>
+      </w:r>
+    </w:p>
+    <w:p>
+      <w:pPr>
+        <w:spacing w:after="160" w:line="320" w:lineRule="auto"/>
+      </w:pPr>
+      <w:r>
+        <w:rPr>
+          <w:rFonts w:ascii="Malgun Gothic" w:hAnsi="Malgun Gothic" w:eastAsia="Malgun Gothic"/>
+          <w:sz w:val="22"/>
+        </w:rPr>
+        <w:t>필터와 신호를 구분하지 않으면 이 문제는 더 잘 숨는다. 거래회전율 하위 종목을 제외하는 일은 거래하기 어려운 종목을 먼저 제거하는 필터다. 모멘텀이나 반전은 남은 종목의 순위를 매기는 신호다. 소형주도 어떤 경우에는 투자 가능 범위를 제한하는 기준이 되고, 어떤 경우에는 의도적으로 작은 종목에 비중을 주는 신호가 된다. 이 역할이 바뀌면 같은 ‘조건 추가’라도 포트폴리오가 달라지는 이유가 달라진다.</w:t>
+      </w:r>
+    </w:p>
+    <w:p>
+      <w:pPr>
+        <w:spacing w:after="160" w:line="320" w:lineRule="auto"/>
+      </w:pPr>
+      <w:r>
+        <w:rPr>
+          <w:rFonts w:ascii="Malgun Gothic" w:hAnsi="Malgun Gothic" w:eastAsia="Malgun Gothic"/>
+          <w:sz w:val="22"/>
+        </w:rPr>
+        <w:t>나는 과거에 기준을 하나 더 붙였다는 사실만으로 위험이 줄었다고 생각했다. 하지만 필터를 추가하면 남는 종목 수가 줄고, 신호를 합치면 선택 종목이 특정한 시장 특성에 더 집중될 수 있다. 여러 기준을 통과한 종목이 더 좋은 기업이라는 결론은, 그 기준들이 실제로 독립적인 정보를 담고 있고 표본을 지나치게 줄이지 않는다는 조건에서만 가능하다. 그 조건을 확인하지 않은 합의는 보수적인 선택이 아니라, 더 좁은 베팅일 수 있다.</w:t>
       </w:r>
     </w:p>
     <w:p>
@@ -2694,7 +2818,7 @@
         <w:drawing>
           <wp:inline xmlns:a="http://schemas.openxmlformats.org/drawingml/2006/main" xmlns:pic="http://schemas.openxmlformats.org/drawingml/2006/picture">
             <wp:extent cx="5577840" cy="2881884"/>
-            <wp:docPr id="9" name="Picture 9"/>
+            <wp:docPr id="5" name="Picture 5"/>
             <wp:cNvGraphicFramePr>
               <a:graphicFrameLocks noChangeAspect="1"/>
             </wp:cNvGraphicFramePr>
@@ -2706,7 +2830,7 @@
                     <pic:cNvPicPr/>
                   </pic:nvPicPr>
                   <pic:blipFill>
-                    <a:blip r:embed="rId16"/>
+                    <a:blip r:embed="rId13"/>
                     <a:stretch>
                       <a:fillRect/>
                     </a:stretch>
@@ -3045,6 +3169,18 @@
           <w:rFonts w:ascii="Malgun Gothic" w:hAnsi="Malgun Gothic" w:eastAsia="Malgun Gothic"/>
           <w:sz w:val="22"/>
         </w:rPr>
+        <w:t>합의 포트폴리오의 실패는 그래서 더 불편했다. 모델을 많이 통과한 종목만 골랐으니 좋은 종목을 압축했다고 생각했다. 실제로는 모델들이 공통으로 선호하는 특성에 포트폴리오를 더 강하게 집중시켰다. 구성요소 전략을 평균낸 벤치마크가 양의 성과를 낸 것은, 같은 재료 자체가 전부 무의미했다는 뜻이 아니라 ‘합의가 높을수록 안전하다’는 압축 규칙이 잘못됐다는 뜻이다. 이 차이를 구분하지 않으면, 모델 추가와 포트폴리오 분산을 같은 작업으로 착각하게 된다.</w:t>
+      </w:r>
+    </w:p>
+    <w:p>
+      <w:pPr>
+        <w:spacing w:after="160" w:line="320" w:lineRule="auto"/>
+      </w:pPr>
+      <w:r>
+        <w:rPr>
+          <w:rFonts w:ascii="Malgun Gothic" w:hAnsi="Malgun Gothic" w:eastAsia="Malgun Gothic"/>
+          <w:sz w:val="22"/>
+        </w:rPr>
         <w:t>이 문제는 퀀트 전략을 조합할 때 특히 쉽게 숨는다. 팩터 이름이 다르면 서로 다른 전략처럼 보인다. 하지만 저변동성, 모멘텀, 반전, 시가총액 신호가 모두 같은 가격 패널과 같은 거래 가능 종목 집합에서 만들어졌다면, 시장 충격 앞에서 함께 실패할 수 있다. 포트폴리오에서 자산 상관을 확인하듯, 연구 단계에서도 가설과 데이터의 상관을 확인해야 한다.</w:t>
       </w:r>
     </w:p>
@@ -3134,6 +3270,56 @@
     </w:p>
     <w:p>
       <w:pPr>
+        <w:pStyle w:val="Heading2"/>
+      </w:pPr>
+      <w:r>
+        <w:t>GitHub에서 확인할 수 있는 것</w:t>
+      </w:r>
+    </w:p>
+    <w:p>
+      <w:pPr>
+        <w:pStyle w:val="ListBullet"/>
+        <w:spacing w:after="80"/>
+      </w:pPr>
+      <w:r>
+        <w:rPr>
+          <w:rFonts w:ascii="Malgun Gothic" w:hAnsi="Malgun Gothic" w:eastAsia="Malgun Gothic"/>
+          <w:color w:val="373737"/>
+          <w:sz w:val="19"/>
+        </w:rPr>
+        <w:t>모델 합의·공동 실패 실험 코드: https://github.com/Rowoon-Lee5/metric_studio_by_moon/blob/main/experiments/meta_structure_research.py</w:t>
+      </w:r>
+    </w:p>
+    <w:p>
+      <w:pPr>
+        <w:pStyle w:val="ListBullet"/>
+        <w:spacing w:after="80"/>
+      </w:pPr>
+      <w:r>
+        <w:rPr>
+          <w:rFonts w:ascii="Malgun Gothic" w:hAnsi="Malgun Gothic" w:eastAsia="Malgun Gothic"/>
+          <w:color w:val="373737"/>
+          <w:sz w:val="19"/>
+        </w:rPr>
+        <w:t>합의 포트폴리오와 구성요소 평균 비교: https://github.com/Rowoon-Lee5/metric_studio_by_moon/blob/main/results/consensus_benchmark_summary.csv</w:t>
+      </w:r>
+    </w:p>
+    <w:p>
+      <w:pPr>
+        <w:pStyle w:val="ListBullet"/>
+        <w:spacing w:after="80"/>
+      </w:pPr>
+      <w:r>
+        <w:rPr>
+          <w:rFonts w:ascii="Malgun Gothic" w:hAnsi="Malgun Gothic" w:eastAsia="Malgun Gothic"/>
+          <w:color w:val="373737"/>
+          <w:sz w:val="19"/>
+        </w:rPr>
+        <w:t>실험 해석과 제한: https://github.com/Rowoon-Lee5/metric_studio_by_moon/blob/main/results/meta_structure_report.json</w:t>
+      </w:r>
+    </w:p>
+    <w:p>
+      <w:pPr>
         <w:spacing w:after="160" w:line="320" w:lineRule="auto"/>
       </w:pPr>
       <w:r>
@@ -3141,43 +3327,7 @@
           <w:rFonts w:ascii="Malgun Gothic" w:hAnsi="Malgun Gothic" w:eastAsia="Malgun Gothic"/>
           <w:sz w:val="22"/>
         </w:rPr>
-        <w:t>### GitHub에서 확인할 수 있는 것</w:t>
-      </w:r>
-    </w:p>
-    <w:p>
-      <w:pPr>
-        <w:spacing w:after="160" w:line="320" w:lineRule="auto"/>
-      </w:pPr>
-      <w:r>
-        <w:rPr>
-          <w:rFonts w:ascii="Malgun Gothic" w:hAnsi="Malgun Gothic" w:eastAsia="Malgun Gothic"/>
-          <w:sz w:val="22"/>
-        </w:rPr>
-        <w:t>- [모델 합의·공동 실패 실험 코드](https://github.com/Rowoon-Lee5/metric_studio_by_moon/blob/main/experiments/meta_structure_research.py): 네 신호의 표를 세고 합의 포트폴리오를 구성한 방법</w:t>
-      </w:r>
-    </w:p>
-    <w:p>
-      <w:pPr>
-        <w:spacing w:after="160" w:line="320" w:lineRule="auto"/>
-      </w:pPr>
-      <w:r>
-        <w:rPr>
-          <w:rFonts w:ascii="Malgun Gothic" w:hAnsi="Malgun Gothic" w:eastAsia="Malgun Gothic"/>
-          <w:sz w:val="22"/>
-        </w:rPr>
-        <w:t>- [합의 포트폴리오와 구성요소 평균 비교](https://github.com/Rowoon-Lee5/metric_studio_by_moon/blob/main/results/consensus_benchmark_summary.csv): 본문의 -12.9%와 5.8% CAGR을 확인할 수 있는 요약표</w:t>
-      </w:r>
-    </w:p>
-    <w:p>
-      <w:pPr>
-        <w:spacing w:after="160" w:line="320" w:lineRule="auto"/>
-      </w:pPr>
-      <w:r>
-        <w:rPr>
-          <w:rFonts w:ascii="Malgun Gothic" w:hAnsi="Malgun Gothic" w:eastAsia="Malgun Gothic"/>
-          <w:sz w:val="22"/>
-        </w:rPr>
-        <w:t>- [실험 해석과 제한](https://github.com/Rowoon-Lee5/metric_studio_by_moon/blob/main/results/meta_structure_report.json): 모델 수가 아니라 데이터 독립성을 문제로 본 이유</w:t>
+        <w:t>이 글은 투자 권유가 아니다. 하나의 데이터 생성 과정에 의존한 모델 투표가 독립된 증거가 될 수 있는지 점검한 연구 기록이다.</w:t>
       </w:r>
     </w:p>
     <w:p>
@@ -3241,60 +3391,50 @@
         <w:t>내가 백테스트를 하며 가장 자주 한 행동도 승자를 고르는 일이었다. 기간을 조금 바꾸면 모멘텀이 앞섰고, 유동성 기준을 바꾸면 반전이 다시 좋아 보였다. 그때마다 더 좋은 파라미터를 찾으려 했다. 이번에는 그 경쟁의 승자를 고르지 않고, 후보들이 함께 약해지는 순간 자체를 데이터로 만들기로 했다.</w:t>
       </w:r>
     </w:p>
+    <w:tbl>
+      <w:tblPr>
+        <w:tblW w:type="auto" w:w="0"/>
+        <w:jc w:val="center"/>
+        <w:tblLayout w:type="fixed"/>
+        <w:tblLook w:firstColumn="1" w:firstRow="1" w:lastColumn="0" w:lastRow="0" w:noHBand="0" w:noVBand="1" w:val="04A0"/>
+      </w:tblPr>
+      <w:tblGrid>
+        <w:gridCol w:w="9360"/>
+      </w:tblGrid>
+      <w:tr>
+        <w:tc>
+          <w:tcPr>
+            <w:tcW w:type="dxa" w:w="9072"/>
+            <w:shd w:fill="F4F6F9"/>
+            <w:tcMar>
+              <w:top w:w="110" w:type="dxa"/>
+              <w:start w:w="180" w:type="dxa"/>
+              <w:bottom w:w="110" w:type="dxa"/>
+              <w:end w:w="180" w:type="dxa"/>
+            </w:tcMar>
+            <w:vAlign w:val="center"/>
+          </w:tcPr>
+          <w:p>
+            <w:pPr>
+              <w:spacing w:after="0" w:line="288" w:lineRule="auto"/>
+            </w:pPr>
+            <w:r>
+              <w:rPr>
+                <w:rFonts w:ascii="Malgun Gothic" w:hAnsi="Malgun Gothic" w:eastAsia="Malgun Gothic"/>
+                <w:b/>
+                <w:color w:val="1F3A5F"/>
+                <w:sz w:val="21"/>
+              </w:rPr>
+              <w:t>“같은 실험에 대해 한국과 미국의 현상이 다르고, 미국 데이터를 놓고도 연구자에 따라 세 가지 방향의 결론이 다 나왔다.”</w:t>
+            </w:r>
+          </w:p>
+        </w:tc>
+      </w:tr>
+    </w:tbl>
     <w:p>
       <w:pPr>
-        <w:keepNext/>
-        <w:spacing w:before="120" w:after="60"/>
-        <w:jc w:val="center"/>
-      </w:pPr>
-      <w:r>
-        <w:drawing>
-          <wp:inline xmlns:a="http://schemas.openxmlformats.org/drawingml/2006/main" xmlns:pic="http://schemas.openxmlformats.org/drawingml/2006/picture">
-            <wp:extent cx="5577840" cy="2417064"/>
-            <wp:docPr id="10" name="Picture 10"/>
-            <wp:cNvGraphicFramePr>
-              <a:graphicFrameLocks noChangeAspect="1"/>
-            </wp:cNvGraphicFramePr>
-            <a:graphic>
-              <a:graphicData uri="http://schemas.openxmlformats.org/drawingml/2006/picture">
-                <pic:pic>
-                  <pic:nvPicPr>
-                    <pic:cNvPr id="0" name="08_book_excerpt_mixed_results.png"/>
-                    <pic:cNvPicPr/>
-                  </pic:nvPicPr>
-                  <pic:blipFill>
-                    <a:blip r:embed="rId17"/>
-                    <a:stretch>
-                      <a:fillRect/>
-                    </a:stretch>
-                  </pic:blipFill>
-                  <pic:spPr>
-                    <a:xfrm>
-                      <a:off x="0" y="0"/>
-                      <a:ext cx="5577840" cy="2417064"/>
-                    </a:xfrm>
-                    <a:prstGeom prst="rect"/>
-                  </pic:spPr>
-                </pic:pic>
-              </a:graphicData>
-            </a:graphic>
-          </wp:inline>
-        </w:drawing>
-      </w:r>
-    </w:p>
-    <w:p>
-      <w:pPr>
-        <w:pStyle w:val="FigureCaption"/>
-        <w:jc w:val="center"/>
-      </w:pPr>
-      <w:r>
-        <w:rPr>
-          <w:rFonts w:ascii="Malgun Gothic" w:hAnsi="Malgun Gothic" w:eastAsia="Malgun Gothic"/>
-          <w:color w:val="595959"/>
-          <w:sz w:val="18"/>
-        </w:rPr>
-        <w:t>책 2장 발췌 - 상반된 시장 관찰</w:t>
-      </w:r>
+        <w:spacing w:after="0"/>
+      </w:pPr>
     </w:p>
     <w:p>
       <w:pPr>
@@ -3318,6 +3458,54 @@
           <w:sz w:val="22"/>
         </w:rPr>
         <w:t>나는 예전에 모멘텀과 반전 중 어느 쪽이 한국 시장에 더 맞는지부터 결정하려 했다. 기간을 조금 바꾸면 결론이 바뀌고, 유동성 기준을 바꾸면 다시 바뀌었다. 그때마다 더 좋은 파라미터를 찾으려 했다. 지금 보면 질문이 잘못됐다. 한 전략의 승자를 고르는 일보다, 서로 다른 전략이 동시에 약해지는 순간을 측정하는 일이 먼저였을 수 있다.</w:t>
+      </w:r>
+    </w:p>
+    <w:p>
+      <w:pPr>
+        <w:spacing w:after="160" w:line="320" w:lineRule="auto"/>
+      </w:pPr>
+      <w:r>
+        <w:rPr>
+          <w:rFonts w:ascii="Malgun Gothic" w:hAnsi="Malgun Gothic" w:eastAsia="Malgun Gothic"/>
+          <w:sz w:val="22"/>
+        </w:rPr>
+        <w:t>책이 보여 준 상반된 결과는 이 의심을 더 크게 만들었다. 어떤 표본에서는 많이 오른 종목이 더 오르는 모멘텀이 강하게 보이고, 다른 표본에서는 적당히 오른 중간 그룹의 이후 수익률이 더 높다. 최근에 가장 많이 오른 그룹과 가장 적게 오른 그룹의 수익률이 모두 낮게 나오는 경우도 있다. 이 세 결과 중 하나만 읽으면 시장의 법칙처럼 보인다. 세 결과를 함께 읽으면, 먼저 표본·기간·유니버스·보유기간을 물어야 한다는 뜻이 된다.</w:t>
+      </w:r>
+    </w:p>
+    <w:p>
+      <w:pPr>
+        <w:spacing w:after="160" w:line="320" w:lineRule="auto"/>
+      </w:pPr>
+      <w:r>
+        <w:rPr>
+          <w:rFonts w:ascii="Malgun Gothic" w:hAnsi="Malgun Gothic" w:eastAsia="Malgun Gothic"/>
+          <w:sz w:val="22"/>
+        </w:rPr>
+        <w:t>나는 이 문제를 모멘텀의 기간을 더 잘 고르는 문제로 풀고 싶었다. 6개월 대신 12개월을 쓰고, 1개월 반전을 더하고, 유동성 기준을 조금 바꾸면 과거 성과는 계속 달라진다. 하지만 가장 높은 숫자를 고르는 과정은 전략을 발견하는 과정이 아니라, 사후적으로 가장 잘 설명되는 파라미터를 고르는 과정이 될 수 있다. 그래서 4편에서는 모멘텀과 반전 중 어느 쪽이 맞는지 말하지 않는다. 둘을 포함한 여러 신호가 언제 함께 약해지는지를 먼저 본다.</w:t>
+      </w:r>
+    </w:p>
+    <w:p>
+      <w:pPr>
+        <w:spacing w:after="160" w:line="320" w:lineRule="auto"/>
+      </w:pPr>
+      <w:r>
+        <w:rPr>
+          <w:rFonts w:ascii="Malgun Gothic" w:hAnsi="Malgun Gothic" w:eastAsia="Malgun Gothic"/>
+          <w:sz w:val="22"/>
+        </w:rPr>
+        <w:t>이 전환에는 한 가지 실무적인 이유도 있다. 모델 하나가 부진할 때는 그 모델의 문제일 수 있다. 반전이 약한 달에 모멘텀이 정상적으로 작동한다면, 단순히 두 신호의 성격이 다른 것일 수 있다. 하지만 반전·모멘텀·저변동성·소형주가 같은 달에 모두 기대보다 크게 부진하다면 이야기가 달라진다. 개별 전략의 파라미터보다, 여러 전략이 공유하는 시장 환경이나 데이터의 한계가 먼저 의심된다.</w:t>
+      </w:r>
+    </w:p>
+    <w:p>
+      <w:pPr>
+        <w:spacing w:after="160" w:line="320" w:lineRule="auto"/>
+      </w:pPr>
+      <w:r>
+        <w:rPr>
+          <w:rFonts w:ascii="Malgun Gothic" w:hAnsi="Malgun Gothic" w:eastAsia="Malgun Gothic"/>
+          <w:sz w:val="22"/>
+        </w:rPr>
+        <w:t>그래서 실패를 수익률이 음수인 달로 단순화하지 않았다. 각 신호의 현재 수익률을 직전 36개월의 자기 분포와 비교했다. 평소 성과에서 한 표준편차 이상 아래로 밀린 달만 실패로 표시했다. 이 기준도 정답은 아니다. 다만 상승장이든 하락장이든, 각 모델이 자기 기준에서 예상보다 크게 벗어난 순간을 같은 척도로 세기 위한 장치다. 시장 수익률의 방향과 모델의 실패를 구분하려 한 이유도 여기에 있다.</w:t>
       </w:r>
     </w:p>
     <w:p>
@@ -3843,7 +4031,7 @@
         <w:drawing>
           <wp:inline xmlns:a="http://schemas.openxmlformats.org/drawingml/2006/main" xmlns:pic="http://schemas.openxmlformats.org/drawingml/2006/picture">
             <wp:extent cx="5577840" cy="3021330"/>
-            <wp:docPr id="11" name="Picture 11"/>
+            <wp:docPr id="6" name="Picture 6"/>
             <wp:cNvGraphicFramePr>
               <a:graphicFrameLocks noChangeAspect="1"/>
             </wp:cNvGraphicFramePr>
@@ -3855,7 +4043,7 @@
                     <pic:cNvPicPr/>
                   </pic:nvPicPr>
                   <pic:blipFill>
-                    <a:blip r:embed="rId18"/>
+                    <a:blip r:embed="rId14"/>
                     <a:stretch>
                       <a:fillRect/>
                     </a:stretch>
@@ -3910,6 +4098,18 @@
           <w:sz w:val="22"/>
         </w:rPr>
         <w:t>하지만 이 결과를 위기 예측 규칙으로 만들면 안 된다. 세 개와 네 개의 신호가 동시에 실패한 경우는 각각 두 번과 다섯 번뿐이다. 가장 극적인 숫자가 가장 약한 표본에서 나왔다는 사실을 빼고 말하면, 이 실험은 다시 백테스트 자랑이 된다.</w:t>
+      </w:r>
+    </w:p>
+    <w:p>
+      <w:pPr>
+        <w:spacing w:after="160" w:line="320" w:lineRule="auto"/>
+      </w:pPr>
+      <w:r>
+        <w:rPr>
+          <w:rFonts w:ascii="Malgun Gothic" w:hAnsi="Malgun Gothic" w:eastAsia="Malgun Gothic"/>
+          <w:sz w:val="22"/>
+        </w:rPr>
+        <w:t>공동 실패가 데이터 오류일 가능성도 남아 있다. 모든 신호가 같은 수정주가 패널과 월말 리밸런싱 규칙을 공유하기 때문에, 특정 월의 가격 처리 방식이나 거래 불가능 종목의 처리 오류가 여러 모델을 동시에 흔들 수 있다. 그래서 공동 실패를 곧바로 시장 국면이라고 부르지 않았다. 기간을 나눠 방향이 유지되는지 보고, 이후에는 뉴스·공시·호가처럼 다른 생성 과정에서 나온 데이터와 교차 검증해야 한다. 이 작업이 끝나기 전까지 공동 실패는 매매 신호가 아니라, 내가 사용한 설명들이 동시에 약해졌다는 경고다.</w:t>
       </w:r>
     </w:p>
     <w:p>
@@ -4363,6 +4563,56 @@
     </w:p>
     <w:p>
       <w:pPr>
+        <w:pStyle w:val="Heading2"/>
+      </w:pPr>
+      <w:r>
+        <w:t>GitHub에서 확인할 수 있는 것</w:t>
+      </w:r>
+    </w:p>
+    <w:p>
+      <w:pPr>
+        <w:pStyle w:val="ListBullet"/>
+        <w:spacing w:after="80"/>
+      </w:pPr>
+      <w:r>
+        <w:rPr>
+          <w:rFonts w:ascii="Malgun Gothic" w:hAnsi="Malgun Gothic" w:eastAsia="Malgun Gothic"/>
+          <w:color w:val="373737"/>
+          <w:sz w:val="19"/>
+        </w:rPr>
+        <w:t>공동 실패 상태를 만드는 코드: https://github.com/Rowoon-Lee5/metric_studio_by_moon/blob/main/experiments/meta_structure_research.py</w:t>
+      </w:r>
+    </w:p>
+    <w:p>
+      <w:pPr>
+        <w:pStyle w:val="ListBullet"/>
+        <w:spacing w:after="80"/>
+      </w:pPr>
+      <w:r>
+        <w:rPr>
+          <w:rFonts w:ascii="Malgun Gothic" w:hAnsi="Malgun Gothic" w:eastAsia="Malgun Gothic"/>
+          <w:color w:val="373737"/>
+          <w:sz w:val="19"/>
+        </w:rPr>
+        <w:t>실패 개수별 다음 달 시장수익률: https://github.com/Rowoon-Lee5/metric_studio_by_moon/blob/main/results/model_failure_state_summary.csv</w:t>
+      </w:r>
+    </w:p>
+    <w:p>
+      <w:pPr>
+        <w:pStyle w:val="ListBullet"/>
+        <w:spacing w:after="80"/>
+      </w:pPr>
+      <w:r>
+        <w:rPr>
+          <w:rFonts w:ascii="Malgun Gothic" w:hAnsi="Malgun Gothic" w:eastAsia="Malgun Gothic"/>
+          <w:color w:val="373737"/>
+          <w:sz w:val="19"/>
+        </w:rPr>
+        <w:t>기간을 나눈 뒤의 검증 결과: https://github.com/Rowoon-Lee5/metric_studio_by_moon/blob/main/results/failure_coherence_time_split.csv</w:t>
+      </w:r>
+    </w:p>
+    <w:p>
+      <w:pPr>
         <w:spacing w:after="160" w:line="320" w:lineRule="auto"/>
       </w:pPr>
       <w:r>
@@ -4370,43 +4620,7 @@
           <w:rFonts w:ascii="Malgun Gothic" w:hAnsi="Malgun Gothic" w:eastAsia="Malgun Gothic"/>
           <w:sz w:val="22"/>
         </w:rPr>
-        <w:t>### GitHub에서 확인할 수 있는 것</w:t>
-      </w:r>
-    </w:p>
-    <w:p>
-      <w:pPr>
-        <w:spacing w:after="160" w:line="320" w:lineRule="auto"/>
-      </w:pPr>
-      <w:r>
-        <w:rPr>
-          <w:rFonts w:ascii="Malgun Gothic" w:hAnsi="Malgun Gothic" w:eastAsia="Malgun Gothic"/>
-          <w:sz w:val="22"/>
-        </w:rPr>
-        <w:t>- [공동 실패 상태를 만드는 코드](https://github.com/Rowoon-Lee5/metric_studio_by_moon/blob/main/experiments/meta_structure_research.py): 네 신호의 동시 부진을 상태 변수로 바꾼 방법</w:t>
-      </w:r>
-    </w:p>
-    <w:p>
-      <w:pPr>
-        <w:spacing w:after="160" w:line="320" w:lineRule="auto"/>
-      </w:pPr>
-      <w:r>
-        <w:rPr>
-          <w:rFonts w:ascii="Malgun Gothic" w:hAnsi="Malgun Gothic" w:eastAsia="Malgun Gothic"/>
-          <w:sz w:val="22"/>
-        </w:rPr>
-        <w:t>- [실패 개수별 다음 달 시장수익률](https://github.com/Rowoon-Lee5/metric_studio_by_moon/blob/main/results/model_failure_state_summary.csv): 본문의 상태별 관측 수와 평균수익률 원자료</w:t>
-      </w:r>
-    </w:p>
-    <w:p>
-      <w:pPr>
-        <w:spacing w:after="160" w:line="320" w:lineRule="auto"/>
-      </w:pPr>
-      <w:r>
-        <w:rPr>
-          <w:rFonts w:ascii="Malgun Gothic" w:hAnsi="Malgun Gothic" w:eastAsia="Malgun Gothic"/>
-          <w:sz w:val="22"/>
-        </w:rPr>
-        <w:t>- [기간을 나눈 뒤의 검증 결과](https://github.com/Rowoon-Lee5/metric_studio_by_moon/blob/main/results/failure_coherence_time_split.csv): 2014년 전후에도 방향이 유지되는지 확인한 결과</w:t>
+        <w:t>이 글은 투자 권유가 아니다. 작은 표본의 패턴을 매매 규칙으로 착각하지 않기 위한 연구 기록이다.</w:t>
       </w:r>
     </w:p>
     <w:p>

--- a/최종_전체_연구_패키지/00_게시_자료/최종_게시_패키지/01_블로그용_Word/문병로_교수의_메트릭_스튜디오_02_00부터_04_블로그_게시용.docx
+++ b/최종_전체_연구_패키지/00_게시_자료/최종_게시_패키지/01_블로그용_Word/문병로_교수의_메트릭_스튜디오_02_00부터_04_블로그_게시용.docx
@@ -2544,6 +2544,30 @@
     </w:p>
     <w:p>
       <w:pPr>
+        <w:spacing w:after="160" w:line="320" w:lineRule="auto"/>
+      </w:pPr>
+      <w:r>
+        <w:rPr>
+          <w:rFonts w:ascii="Malgun Gothic" w:hAnsi="Malgun Gothic" w:eastAsia="Malgun Gothic"/>
+          <w:sz w:val="22"/>
+        </w:rPr>
+        <w:t>이 구분은 투자 판단에도 직접 연결된다. 뉴스가 많고 개인 순매수가 늘며 호가가 얇아진 종목은 기대가 한쪽으로 쏠린 상황일 수 있다. 반대로 뉴스는 없는데 회전율만 높은 종목은 기관의 기계적 주문이나 큰 주주의 거래일 수 있다. 표면적으로는 둘 다 ‘활발한 종목’이지만, 다음 달 수익률을 해석할 때 필요한 질문은 전혀 다르다. 전자에서는 정보가 이미 가격에 반영됐는지, 후자에서는 주문 충격이 언제 사라지는지를 봐야 한다.</w:t>
+      </w:r>
+    </w:p>
+    <w:p>
+      <w:pPr>
+        <w:spacing w:after="160" w:line="320" w:lineRule="auto"/>
+      </w:pPr>
+      <w:r>
+        <w:rPr>
+          <w:rFonts w:ascii="Malgun Gothic" w:hAnsi="Malgun Gothic" w:eastAsia="Malgun Gothic"/>
+          <w:sz w:val="22"/>
+        </w:rPr>
+        <w:t>여기서부터 관심도는 하나의 팩터가 아니라 측정 설계의 문제가 된다. 어떤 변수를 쓰는가에 따라 관심주의 표본이 달라지고, 표본이 달라지면 인기주의 성과도 달라진다. 나는 2편에서 인기주 효과를 발견했다고 주장하지 않는다. 오히려 같은 이름 아래 묶여 있던 종목들을 분리하지 않은 채 효과를 말했던 이전 방식이 얼마나 약했는지를 확인했다. 이후에 검색량, 투자자별 순매수, 호가 스프레드를 받게 되더라도 먼저 확인할 것은 예측력이 아니라 이 변수들이 서로 같은 현상을 보고 있는지다.</w:t>
+      </w:r>
+    </w:p>
+    <w:p>
+      <w:pPr>
         <w:pStyle w:val="Heading2"/>
       </w:pPr>
       <w:r>
@@ -3266,6 +3290,42 @@
           <w:sz w:val="22"/>
         </w:rPr>
         <w:t>좋은 포트폴리오가 상관이 낮은 자산을 필요로 한다면, 좋은 연구도 상관이 낮은 가설을 필요로 한다. 그렇다면 시장의 상태 역시 수익률 하나가 아니라, 서로 다른 모델들이 동시에 틀리는 방식으로 볼 수 있지 않을까.</w:t>
+      </w:r>
+    </w:p>
+    <w:p>
+      <w:pPr>
+        <w:spacing w:after="160" w:line="320" w:lineRule="auto"/>
+      </w:pPr>
+      <w:r>
+        <w:rPr>
+          <w:rFonts w:ascii="Malgun Gothic" w:hAnsi="Malgun Gothic" w:eastAsia="Malgun Gothic"/>
+          <w:sz w:val="22"/>
+        </w:rPr>
+        <w:t>독립성은 선택 종목의 겹침만으로 판정할 수 없다. 두 모델이 같은 종목을 거의 고르지 않아도, 둘 다 유동성이 마를 때 약한 종목을 고른다면 손실은 같은 달에 나타날 수 있다. 반대로 일부 종목이 겹쳐도, 한 모델은 가격 추세를 보고 다른 모델은 공시 이후의 재무 변화를 본다면 겹침 자체가 같은 오류를 뜻하지는 않는다. 내가 앞으로 확인하려는 것은 ‘몇 표를 받았는가’가 아니라, 각 표가 어떤 데이터 생성 과정에서 왔고 어느 손실 구간에서 함께 무너지는가다.</w:t>
+      </w:r>
+    </w:p>
+    <w:p>
+      <w:pPr>
+        <w:spacing w:after="160" w:line="320" w:lineRule="auto"/>
+      </w:pPr>
+      <w:r>
+        <w:rPr>
+          <w:rFonts w:ascii="Malgun Gothic" w:hAnsi="Malgun Gothic" w:eastAsia="Malgun Gothic"/>
+          <w:sz w:val="22"/>
+        </w:rPr>
+        <w:t>이 때문에 재무 데이터를 붙이는 일도 단순히 모델을 하나 더 추가하는 작업이 아니다. PER와 ROE를 현재 값으로 붙이면, 당시 투자자가 아직 알 수 없었던 공시 정보를 과거에 가져오는 오류가 생길 수 있다. 공시일, 보고서 정정, 재무제표 발표 지연까지 맞춘 시점일치 데이터가 필요하다. 가격 신호와 재무 신호의 합의를 검증하려면, 두 모델이 다른 데이터를 쓴다는 사실뿐 아니라 각 데이터가 실제로 그 시점에 이용 가능했는지도 확인해야 한다.</w:t>
+      </w:r>
+    </w:p>
+    <w:p>
+      <w:pPr>
+        <w:spacing w:after="160" w:line="320" w:lineRule="auto"/>
+      </w:pPr>
+      <w:r>
+        <w:rPr>
+          <w:rFonts w:ascii="Malgun Gothic" w:hAnsi="Malgun Gothic" w:eastAsia="Malgun Gothic"/>
+          <w:sz w:val="22"/>
+        </w:rPr>
+        <w:t>그래서 3편의 실패는 끝이 아니라 설계 제약이다. 가격·거래량·시가총액만으로 만든 모델의 합의는 알파가 아니었다. 다음 모델은 더 많은 가격 파라미터가 아니라, 다른 관측 창에서 출발해야 한다. 그때에도 합의가 좋다고 바로 믿지는 않을 것이다. 합의 포트폴리오의 성과보다 먼저, 두 신호가 함께 틀리는 비율과 거래 가능한 종목 수가 어떻게 달라지는지부터 확인할 생각이다.</w:t>
       </w:r>
     </w:p>
     <w:p>
@@ -4563,6 +4623,42 @@
     </w:p>
     <w:p>
       <w:pPr>
+        <w:spacing w:after="160" w:line="320" w:lineRule="auto"/>
+      </w:pPr>
+      <w:r>
+        <w:rPr>
+          <w:rFonts w:ascii="Malgun Gothic" w:hAnsi="Malgun Gothic" w:eastAsia="Malgun Gothic"/>
+          <w:sz w:val="22"/>
+        </w:rPr>
+        <w:t>이 시도는 시장을 정규분포의 평균과 분산으로만 요약하는 방식에도 거리를 둔다. 평균수익률과 변동성은 필요하지만, 극단적인 손실이 어느 신호에서 동시에 나타났는지는 따로 알려 주지 않는다. 같은 표준편차의 움직임이라도 하나의 전략만 흔들린 달과 네 전략이 함께 기대를 배반한 달은 운용자가 마주하는 위험이 다르다. 그래서 나는 시장 상태를 수익률의 크기만으로 부르지 않고, 모델 실패의 동시성으로도 기록해 보려 한다.</w:t>
+      </w:r>
+    </w:p>
+    <w:p>
+      <w:pPr>
+        <w:spacing w:after="160" w:line="320" w:lineRule="auto"/>
+      </w:pPr>
+      <w:r>
+        <w:rPr>
+          <w:rFonts w:ascii="Malgun Gothic" w:hAnsi="Malgun Gothic" w:eastAsia="Malgun Gothic"/>
+          <w:sz w:val="22"/>
+        </w:rPr>
+        <w:t>다만 실패 개수가 높을 때 현금을 늘리거나 포지션을 줄이는 규칙을 지금 만들지는 않는다. 관측 수가 적은 상태에서 규칙을 만들면, 위기 이후의 몇 달을 정확히 설명하는 대신 다음 위기에서는 전혀 다른 방식으로 실패할 수 있다. 이 글에서 남긴 수치는 ‘공동 실패가 위험하다’는 매매 명령이 아니라, 다음 검증에서 버려지거나 살아남을 수 있는 가설이다.</w:t>
+      </w:r>
+    </w:p>
+    <w:p>
+      <w:pPr>
+        <w:spacing w:after="160" w:line="320" w:lineRule="auto"/>
+      </w:pPr>
+      <w:r>
+        <w:rPr>
+          <w:rFonts w:ascii="Malgun Gothic" w:hAnsi="Malgun Gothic" w:eastAsia="Malgun Gothic"/>
+          <w:sz w:val="22"/>
+        </w:rPr>
+        <w:t>내가 더 궁금한 것은 공동 실패의 원인이다. 뉴스가 한 종목군에 집중된 날인지, 특정 공시가 시장 전체의 기대를 바꾼 날인지, 호가 스프레드가 넓어져 어떤 모델도 원래 가격에 거래할 수 없던 날인지에 따라 대응은 달라진다. 가격 신호만으로 만든 실패 지표는 원인을 말해 주지 않는다. 그래서 이 글의 다음 단계는 더 복잡한 예측 모델이 아니라, 실패한 달의 정보 환경을 복원하는 작업이다.</w:t>
+      </w:r>
+    </w:p>
+    <w:p>
+      <w:pPr>
         <w:pStyle w:val="Heading2"/>
       </w:pPr>
       <w:r>

--- a/최종_전체_연구_패키지/00_게시_자료/최종_게시_패키지/01_블로그용_Word/문병로_교수의_메트릭_스튜디오_02_00부터_04_블로그_게시용.docx
+++ b/최종_전체_연구_패키지/00_게시_자료/최종_게시_패키지/01_블로그용_Word/문병로_교수의_메트릭_스튜디오_02_00부터_04_블로그_게시용.docx
@@ -2568,6 +2568,54 @@
     </w:p>
     <w:p>
       <w:pPr>
+        <w:spacing w:after="160" w:line="320" w:lineRule="auto"/>
+      </w:pPr>
+      <w:r>
+        <w:rPr>
+          <w:rFonts w:ascii="Malgun Gothic" w:hAnsi="Malgun Gothic" w:eastAsia="Malgun Gothic"/>
+          <w:sz w:val="22"/>
+        </w:rPr>
+        <w:t>책에서 말하는 인기주의 예후도 이 관점에서 다시 읽게 됐다. 인기주가 장기적으로 상대적으로 약했다는 관찰은, 사람이 많이 본 종목을 기계적으로 피하라는 규칙이 아니다. 기대가 이미 가격에 반영된 상태인지, 사람들이 그 종목을 좋아하지만 실제 매수 여력이 남아 있는지, 유행이 끝났을 때 누가 마지막 보유자가 되는지를 묻는 문제다. 관심이 과도한 기대를 뜻할 때와, 새 정보가 유입되는 속도를 뜻할 때의 가격 효과는 반대일 수도 있다.</w:t>
+      </w:r>
+    </w:p>
+    <w:p>
+      <w:pPr>
+        <w:spacing w:after="160" w:line="320" w:lineRule="auto"/>
+      </w:pPr>
+      <w:r>
+        <w:rPr>
+          <w:rFonts w:ascii="Malgun Gothic" w:hAnsi="Malgun Gothic" w:eastAsia="Malgun Gothic"/>
+          <w:sz w:val="22"/>
+        </w:rPr>
+        <w:t>나는 이전에는 회전율 상위 그룹의 성과가 약하면 곧바로 ‘관심이 과열됐다’고 설명하고 싶었다. 그러나 회전율이 높은 달에 뉴스가 많았는지, 뉴스가 특정 산업에 집중됐는지, 기관과 개인 중 누가 거래했는지 확인하지 않으면 그 설명은 사후 서사에 가깝다. 똑같이 회전율이 높은 두 종목이 있어도, 하나는 호재 공시 직후 기관의 편입 수요일 수 있고 다른 하나는 악재 뒤 손절 물량일 수 있다. 두 경우를 관심이라는 한 단어로 묶은 순간, 수익률 차이는 설명되지 않는다.</w:t>
+      </w:r>
+    </w:p>
+    <w:p>
+      <w:pPr>
+        <w:spacing w:after="160" w:line="320" w:lineRule="auto"/>
+      </w:pPr>
+      <w:r>
+        <w:rPr>
+          <w:rFonts w:ascii="Malgun Gothic" w:hAnsi="Malgun Gothic" w:eastAsia="Malgun Gothic"/>
+          <w:sz w:val="22"/>
+        </w:rPr>
+        <w:t>원천 뉴스 패널을 다시 연결하면서 데이터의 빈칸도 더 선명해졌다. 뉴스가 없는 달은 실제로 아무 정보도 없었던 달이 아니라, 내가 수집한 원천에서 해당 종목의 헤드라인을 관측하지 못한 달일 수 있다. 뉴스량은 기사 내용의 긍정·부정을 구분하지 않고, 조회 수나 검색량도 알지 못한다. 그래서 2편의 결과는 관심을 측정했다는 선언이 아니라, 기존 회전율 해석이 얼마나 많은 관측 불가능한 요소를 품고 있었는지 밝힌 기록이다.</w:t>
+      </w:r>
+    </w:p>
+    <w:p>
+      <w:pPr>
+        <w:spacing w:after="160" w:line="320" w:lineRule="auto"/>
+      </w:pPr>
+      <w:r>
+        <w:rPr>
+          <w:rFonts w:ascii="Malgun Gothic" w:hAnsi="Malgun Gothic" w:eastAsia="Malgun Gothic"/>
+          <w:sz w:val="22"/>
+        </w:rPr>
+        <w:t>이 차이를 인정하면 다음 데이터 요구도 달라진다. 검색량을 붙이는 일은 단순히 변수를 하나 더 추가하는 일이 아니다. 검색량은 개인의 주목을, 투자자별 수급은 주문 주체를, 호가 불균형과 스프레드는 실제 거래 환경을 다르게 관측한다. 이 네 가지가 모두 같은 날 높아지는 경우와, 하나만 움직이는 경우를 분리해야만 관심이 가격에 남기는 효과를 질문할 수 있다. 2편에서 끝내지 않은 이유도 여기에 있다. 내가 버린 것은 하나의 변수보다, 관측하지 못한 것을 너무 쉽게 이름 붙이던 습관이다.</w:t>
+      </w:r>
+    </w:p>
+    <w:p>
+      <w:pPr>
         <w:pStyle w:val="Heading2"/>
       </w:pPr>
       <w:r>
@@ -3326,6 +3374,54 @@
           <w:sz w:val="22"/>
         </w:rPr>
         <w:t>그래서 3편의 실패는 끝이 아니라 설계 제약이다. 가격·거래량·시가총액만으로 만든 모델의 합의는 알파가 아니었다. 다음 모델은 더 많은 가격 파라미터가 아니라, 다른 관측 창에서 출발해야 한다. 그때에도 합의가 좋다고 바로 믿지는 않을 것이다. 합의 포트폴리오의 성과보다 먼저, 두 신호가 함께 틀리는 비율과 거래 가능한 종목 수가 어떻게 달라지는지부터 확인할 생각이다.</w:t>
+      </w:r>
+    </w:p>
+    <w:p>
+      <w:pPr>
+        <w:spacing w:after="160" w:line="320" w:lineRule="auto"/>
+      </w:pPr>
+      <w:r>
+        <w:rPr>
+          <w:rFonts w:ascii="Malgun Gothic" w:hAnsi="Malgun Gothic" w:eastAsia="Malgun Gothic"/>
+          <w:sz w:val="22"/>
+        </w:rPr>
+        <w:t>합의 포트폴리오를 만들 때는 이 중복이 특히 심해진다. 나는 반전·모멘텀·저변동성·소형주 신호에 유동성 기준과 보유 종목 수를 달리 적용한 모델들의 선택 횟수를 셌다. 겉으로는 많은 모델이 투표한 것처럼 보이지만, 한 신호의 기간이나 종목 수만 바꾼 모델들도 같은 종목에 표를 던질 수 있다. 이 표는 독립적인 연구자들의 판단이 아니라, 하나의 가격 패널에서 만들어진 유사한 규칙들의 반복일 수 있다.</w:t>
+      </w:r>
+    </w:p>
+    <w:p>
+      <w:pPr>
+        <w:spacing w:after="160" w:line="320" w:lineRule="auto"/>
+      </w:pPr>
+      <w:r>
+        <w:rPr>
+          <w:rFonts w:ascii="Malgun Gothic" w:hAnsi="Malgun Gothic" w:eastAsia="Malgun Gothic"/>
+          <w:sz w:val="22"/>
+        </w:rPr>
+        <w:t>그래서 평균 13.8표를 받은 상위 30종목이라는 숫자는 처음에는 강한 확신처럼 보였지만, 지금은 다른 뜻으로 읽힌다. 많은 모델이 동의했다는 사실은 그 종목이 여러 위험을 통과했다는 뜻이 아니라, 내가 만든 모델 집합이 같은 특성을 반복적으로 선호했다는 뜻일 수 있다. 합의가 높은 종목만 남기는 순간 포트폴리오는 넓어지는 것이 아니라 오히려 더 좁아진다. 여러 모델의 평균이 남기는 분산 효과를 버리고, 공통된 선호를 가장 강하게 보유하게 되는 것이다.</w:t>
+      </w:r>
+    </w:p>
+    <w:p>
+      <w:pPr>
+        <w:spacing w:after="160" w:line="320" w:lineRule="auto"/>
+      </w:pPr>
+      <w:r>
+        <w:rPr>
+          <w:rFonts w:ascii="Malgun Gothic" w:hAnsi="Malgun Gothic" w:eastAsia="Malgun Gothic"/>
+          <w:sz w:val="22"/>
+        </w:rPr>
+        <w:t>이 실험에서 구성요소 전략 평균의 CAGR이 양수였는데 합의 포트폴리오가 음수였다는 결과가 중요한 이유도 여기에 있다. 모델을 조합하는 방법은 하나가 아니다. 같은 48개 전략을 평균내는 일과, 모두가 고른 종목만 압축하는 일은 전혀 다른 포트폴리오를 만든다. 전자는 개별 오류를 희석할 수 있지만, 후자는 공통 오류를 증폭할 수 있다. ‘앙상블’이라는 이름으로 두 작업을 같은 것으로 부르면, 왜 결과가 달라졌는지 보이지 않는다.</w:t>
+      </w:r>
+    </w:p>
+    <w:p>
+      <w:pPr>
+        <w:spacing w:after="160" w:line="320" w:lineRule="auto"/>
+      </w:pPr>
+      <w:r>
+        <w:rPr>
+          <w:rFonts w:ascii="Malgun Gothic" w:hAnsi="Malgun Gothic" w:eastAsia="Malgun Gothic"/>
+          <w:sz w:val="22"/>
+        </w:rPr>
+        <w:t>앞으로 재무·뉴스·공시 데이터를 붙이더라도 단순히 표를 합산하지 않을 것이다. 먼저 각 데이터가 그 시점에 실제로 이용 가능했는지 확인하고, 그 신호가 가격 신호와 같은 종목을 고르는지, 같은 달에 실패하는지, 손실 구간에서 어떤 역할을 하는지 비교해야 한다. 신호의 수보다 중요한 것은 독립적인 오류의 수다. 나는 다음 모델에서 더 높은 합의 점수를 찾는 대신, 어떤 합의가 중복이고 어떤 합의가 새로운 증거인지 구분하는 기준부터 만들 생각이다.</w:t>
       </w:r>
     </w:p>
     <w:p>
@@ -4659,6 +4755,54 @@
     </w:p>
     <w:p>
       <w:pPr>
+        <w:spacing w:after="160" w:line="320" w:lineRule="auto"/>
+      </w:pPr>
+      <w:r>
+        <w:rPr>
+          <w:rFonts w:ascii="Malgun Gothic" w:hAnsi="Malgun Gothic" w:eastAsia="Malgun Gothic"/>
+          <w:sz w:val="22"/>
+        </w:rPr>
+        <w:t>여기서 한 가지 더 조심할 점은 ‘한 표준편차 아래’를 정규분포의 확률처럼 해석하지 않는 것이다. 주식 수익률의 상승과 하락은 좌우 대칭이 아니고, 극단적인 손실은 평균과 분산만으로 충분히 설명되지 않는다. 내가 사용한 36개월 기준은 실패를 동일한 단위로 표시하기 위한 내부 기준일 뿐, 시장수익률이 정규분포를 따른다는 가정이 아니다. 이 구분을 하지 않으면 실패 상태라는 지표도 다시 익숙한 통계 언어로 시장의 비대칭성을 지워 버릴 수 있다.</w:t>
+      </w:r>
+    </w:p>
+    <w:p>
+      <w:pPr>
+        <w:spacing w:after="160" w:line="320" w:lineRule="auto"/>
+      </w:pPr>
+      <w:r>
+        <w:rPr>
+          <w:rFonts w:ascii="Malgun Gothic" w:hAnsi="Malgun Gothic" w:eastAsia="Malgun Gothic"/>
+          <w:sz w:val="22"/>
+        </w:rPr>
+        <w:t>책이 모멘텀과 반전에서 상반된 결과를 함께 보여 준 이유는 한 전략이 거짓이라는 뜻이 아니다. 같은 전략도 시장·기간·운용 방식이 달라지면 다른 보상을 받을 수 있다는 뜻이다. 나는 이 사실을 ‘한국에서는 모멘텀이 안 된다’는 결론으로 줄이고 싶었다. 하지만 내 데이터에서 약했던 모멘텀이 다른 기간에도 약한지, 비용을 넣은 뒤에도 약한지, 소형주와 대형주에서 같은지 확인하지 않은 결론은 시장의 법칙이 아니라 내 백테스트의 메모일 뿐이다.</w:t>
+      </w:r>
+    </w:p>
+    <w:p>
+      <w:pPr>
+        <w:spacing w:after="160" w:line="320" w:lineRule="auto"/>
+      </w:pPr>
+      <w:r>
+        <w:rPr>
+          <w:rFonts w:ascii="Malgun Gothic" w:hAnsi="Malgun Gothic" w:eastAsia="Malgun Gothic"/>
+          <w:sz w:val="22"/>
+        </w:rPr>
+        <w:t>공동 실패를 기록하는 방식은 이 성급한 일반화를 피하려는 시도다. 모멘텀이 이기는 달과 반전이 이기는 달을 미리 구분하지 않아도 된다. 대신 네 신호가 각자의 예상에서 얼마나 벗어났는지 보고, 같은 달에 설명력이 무너졌는지를 기록한다. 이 지표가 다음 달 시장수익률과 관계를 보인다면, 그것은 ‘어느 팩터를 사야 하는가’보다 앞선 질문, 즉 ‘현재 내가 의존하는 설명들이 동시에 취약해졌는가’를 다룰 수 있게 한다.</w:t>
+      </w:r>
+    </w:p>
+    <w:p>
+      <w:pPr>
+        <w:spacing w:after="160" w:line="320" w:lineRule="auto"/>
+      </w:pPr>
+      <w:r>
+        <w:rPr>
+          <w:rFonts w:ascii="Malgun Gothic" w:hAnsi="Malgun Gothic" w:eastAsia="Malgun Gothic"/>
+          <w:sz w:val="22"/>
+        </w:rPr>
+        <w:t>물론 이 접근도 새로운 과적합이 될 수 있다. 실패 기준을 36개월과 한 표준편차로 정한 것 역시 선택이고, 관측 수가 적은 극단 상태의 평균은 쉽게 흔들린다. 그래서 나는 상태 수를 더 잘게 쪼개거나 임계값을 계속 바꿔 가장 예쁜 그래프를 찾지 않았다. 시간 분할에서 방향이 유지되는지까지만 확인했고, 이후 검증은 다른 시장과 다른 정보원으로 넘겼다. 이 글의 가치는 위기 예측기를 만들었다는 데 있지 않다. 시장 국면을 가격의 결과가 아니라 모델의 실패 구조로 읽을 수 있다는, 검증 가능한 질문을 만든 데 있다.</w:t>
+      </w:r>
+    </w:p>
+    <w:p>
+      <w:pPr>
         <w:pStyle w:val="Heading2"/>
       </w:pPr>
       <w:r>

--- a/최종_전체_연구_패키지/00_게시_자료/최종_게시_패키지/01_블로그용_Word/문병로_교수의_메트릭_스튜디오_02_00부터_04_블로그_게시용.docx
+++ b/최종_전체_연구_패키지/00_게시_자료/최종_게시_패키지/01_블로그용_Word/문병로_교수의_메트릭_스튜디오_02_00부터_04_블로그_게시용.docx
@@ -205,14 +205,10 @@
     </w:p>
     <w:p>
       <w:pPr>
-        <w:spacing w:after="160" w:line="320" w:lineRule="auto"/>
+        <w:pStyle w:val="Heading2"/>
       </w:pPr>
       <w:r>
-        <w:rPr>
-          <w:rFonts w:ascii="Malgun Gothic" w:hAnsi="Malgun Gothic" w:eastAsia="Malgun Gothic"/>
-          <w:sz w:val="22"/>
-        </w:rPr>
-        <w:t>## 1. 유동성 상위 80%가 좋다는 말은 누구에게 유효한가</w:t>
+        <w:t>1. 유동성 상위 80%가 좋다는 말은 누구에게 유효한가</w:t>
       </w:r>
     </w:p>
     <w:p>
@@ -265,14 +261,10 @@
     </w:p>
     <w:p>
       <w:pPr>
-        <w:spacing w:after="160" w:line="320" w:lineRule="auto"/>
+        <w:pStyle w:val="Heading2"/>
       </w:pPr>
       <w:r>
-        <w:rPr>
-          <w:rFonts w:ascii="Malgun Gothic" w:hAnsi="Malgun Gothic" w:eastAsia="Malgun Gothic"/>
-          <w:sz w:val="22"/>
-        </w:rPr>
-        <w:t>## 2. 거래회전율은 정말 관심을 측정하는가</w:t>
+        <w:t>2. 거래회전율은 정말 관심을 측정하는가</w:t>
       </w:r>
     </w:p>
     <w:p>
@@ -325,14 +317,10 @@
     </w:p>
     <w:p>
       <w:pPr>
-        <w:spacing w:after="160" w:line="320" w:lineRule="auto"/>
+        <w:pStyle w:val="Heading2"/>
       </w:pPr>
       <w:r>
-        <w:rPr>
-          <w:rFonts w:ascii="Malgun Gothic" w:hAnsi="Malgun Gothic" w:eastAsia="Malgun Gothic"/>
-          <w:sz w:val="22"/>
-        </w:rPr>
-        <w:t>## 3. 여러 모델의 합의는 증거를 늘리는가</w:t>
+        <w:t>3. 여러 모델의 합의는 증거를 늘리는가</w:t>
       </w:r>
     </w:p>
     <w:p>
@@ -385,14 +373,10 @@
     </w:p>
     <w:p>
       <w:pPr>
-        <w:spacing w:after="160" w:line="320" w:lineRule="auto"/>
+        <w:pStyle w:val="Heading2"/>
       </w:pPr>
       <w:r>
-        <w:rPr>
-          <w:rFonts w:ascii="Malgun Gothic" w:hAnsi="Malgun Gothic" w:eastAsia="Malgun Gothic"/>
-          <w:sz w:val="22"/>
-        </w:rPr>
-        <w:t>## 4. 시장은 가격보다 먼저 모델의 실패 방식으로 드러날 수 있는가</w:t>
+        <w:t>4. 시장은 가격보다 먼저 모델의 실패 방식으로 드러날 수 있는가</w:t>
       </w:r>
     </w:p>
     <w:p>
@@ -648,14 +632,10 @@
     </w:p>
     <w:p>
       <w:pPr>
-        <w:spacing w:after="160" w:line="320" w:lineRule="auto"/>
+        <w:pStyle w:val="Heading2"/>
       </w:pPr>
       <w:r>
-        <w:rPr>
-          <w:rFonts w:ascii="Malgun Gothic" w:hAnsi="Malgun Gothic" w:eastAsia="Malgun Gothic"/>
-          <w:sz w:val="22"/>
-        </w:rPr>
-        <w:t>## 내가 만든 실험</w:t>
+        <w:t>내가 만든 실험</w:t>
       </w:r>
     </w:p>
     <w:p>
@@ -1094,14 +1074,10 @@
     </w:p>
     <w:p>
       <w:pPr>
-        <w:spacing w:after="160" w:line="320" w:lineRule="auto"/>
+        <w:pStyle w:val="Heading2"/>
       </w:pPr>
       <w:r>
-        <w:rPr>
-          <w:rFonts w:ascii="Malgun Gothic" w:hAnsi="Malgun Gothic" w:eastAsia="Malgun Gothic"/>
-          <w:sz w:val="22"/>
-        </w:rPr>
-        <w:t>## 결과: 높은 수익률보다 넓은 생존 구간</w:t>
+        <w:t>결과: 높은 수익률보다 넓은 생존 구간</w:t>
       </w:r>
     </w:p>
     <w:p>
@@ -1480,14 +1456,10 @@
     </w:p>
     <w:p>
       <w:pPr>
-        <w:spacing w:after="160" w:line="320" w:lineRule="auto"/>
+        <w:pStyle w:val="Heading2"/>
       </w:pPr>
       <w:r>
-        <w:rPr>
-          <w:rFonts w:ascii="Malgun Gothic" w:hAnsi="Malgun Gothic" w:eastAsia="Malgun Gothic"/>
-          <w:sz w:val="22"/>
-        </w:rPr>
-        <w:t>## 결과를 신뢰하지 않기 위해 다시 한 일</w:t>
+        <w:t>결과를 신뢰하지 않기 위해 다시 한 일</w:t>
       </w:r>
     </w:p>
     <w:p>
@@ -1643,14 +1615,10 @@
     </w:p>
     <w:p>
       <w:pPr>
-        <w:spacing w:after="160" w:line="320" w:lineRule="auto"/>
+        <w:pStyle w:val="Heading2"/>
       </w:pPr>
       <w:r>
-        <w:rPr>
-          <w:rFonts w:ascii="Malgun Gothic" w:hAnsi="Malgun Gothic" w:eastAsia="Malgun Gothic"/>
-          <w:sz w:val="22"/>
-        </w:rPr>
-        <w:t>## 이 글이 아직 투자 권유가 아닌 이유</w:t>
+        <w:t>이 글이 아직 투자 권유가 아닌 이유</w:t>
       </w:r>
     </w:p>
     <w:p>
@@ -1726,14 +1694,10 @@
     </w:p>
     <w:p>
       <w:pPr>
-        <w:spacing w:after="160" w:line="320" w:lineRule="auto"/>
+        <w:pStyle w:val="Heading2"/>
       </w:pPr>
       <w:r>
-        <w:rPr>
-          <w:rFonts w:ascii="Malgun Gothic" w:hAnsi="Malgun Gothic" w:eastAsia="Malgun Gothic"/>
-          <w:sz w:val="22"/>
-        </w:rPr>
-        <w:t>## 유동성 80%는 정답이 아니었다</w:t>
+        <w:t>유동성 80%는 정답이 아니었다</w:t>
       </w:r>
     </w:p>
     <w:p>
